--- a/t02_s2.docx
+++ b/t02_s2.docx
@@ -3,2168 +3,1698 @@
 <w:document xmlns:wpc="http://schemas.microsoft.com/office/word/2010/wordprocessingCanvas" xmlns:mo="http://schemas.microsoft.com/office/mac/office/2008/main" xmlns:mc="http://schemas.openxmlformats.org/markup-compatibility/2006" xmlns:mv="urn:schemas-microsoft-com:mac:vml" xmlns:o="urn:schemas-microsoft-com:office:office" xmlns:r="http://schemas.openxmlformats.org/officeDocument/2006/relationships" xmlns:m="http://schemas.openxmlformats.org/officeDocument/2006/math" xmlns:v="urn:schemas-microsoft-com:vml" xmlns:wp14="http://schemas.microsoft.com/office/word/2010/wordprocessingDrawing" xmlns:wp="http://schemas.openxmlformats.org/drawingml/2006/wordprocessingDrawing" xmlns:w10="urn:schemas-microsoft-com:office:word" xmlns:w="http://schemas.openxmlformats.org/wordprocessingml/2006/main" xmlns:w14="http://schemas.microsoft.com/office/word/2010/wordml" xmlns:wpg="http://schemas.microsoft.com/office/word/2010/wordprocessingGroup" xmlns:wpi="http://schemas.microsoft.com/office/word/2010/wordprocessingInk" xmlns:wne="http://schemas.microsoft.com/office/word/2006/wordml" xmlns:wps="http://schemas.microsoft.com/office/word/2010/wordprocessingShape" mc:Ignorable="w14 wp14">
   <w:body>
     <w:p>
-      <w:pPr>
-        <w:spacing w:after="20" w:before="120"/>
-      </w:pPr>
-      <w:r>
-        <w:rPr>
-          <w:b/>
-          <w:sz w:val="22"/>
-        </w:rPr>
-        <w:t>Question: A child is on chemotherapy. The nurse should teacher the mother about the following; except:</w:t>
-      </w:r>
-    </w:p>
-    <w:p>
-      <w:pPr>
-        <w:spacing w:after="0" w:before="0"/>
-      </w:pPr>
-      <w:r>
-        <w:rPr>
-          <w:b w:val="0"/>
-          <w:sz w:val="22"/>
-        </w:rPr>
-        <w:t>(a) Avoid crowded place</w:t>
-      </w:r>
-    </w:p>
-    <w:p>
-      <w:pPr>
-        <w:spacing w:after="0" w:before="0"/>
-      </w:pPr>
-      <w:r>
-        <w:rPr>
-          <w:b w:val="0"/>
-          <w:sz w:val="22"/>
-        </w:rPr>
-        <w:t>(b) Sitz bath</w:t>
-      </w:r>
-    </w:p>
-    <w:p>
-      <w:pPr>
-        <w:spacing w:after="0" w:before="0"/>
-      </w:pPr>
-      <w:r>
-        <w:rPr>
-          <w:b w:val="0"/>
-          <w:sz w:val="22"/>
-        </w:rPr>
-        <w:t>(c) Brush two times</w:t>
-      </w:r>
-    </w:p>
-    <w:p>
-      <w:pPr>
-        <w:spacing w:after="0" w:before="0"/>
-      </w:pPr>
-      <w:r>
-        <w:rPr>
-          <w:b w:val="0"/>
-          <w:sz w:val="22"/>
-        </w:rPr>
-        <w:t>(d) Hand washing</w:t>
-      </w:r>
-    </w:p>
-    <w:p>
-      <w:pPr>
-        <w:spacing w:after="0" w:before="40"/>
-      </w:pPr>
-      <w:r>
-        <w:rPr>
-          <w:b/>
-          <w:sz w:val="22"/>
-        </w:rPr>
-        <w:t>Answer: b</w:t>
-      </w:r>
-    </w:p>
-    <w:p>
-      <w:pPr>
-        <w:spacing w:after="0" w:before="0"/>
-      </w:pPr>
-      <w:r>
-        <w:rPr>
-          <w:b w:val="0"/>
-          <w:sz w:val="21"/>
-        </w:rPr>
-        <w:t>Solution: The mother is taught hand washing, avoiding crowded places and oral care; a sitz bath is not relevant to chemotherapy care.</w:t>
-      </w:r>
-    </w:p>
-    <w:p>
-      <w:pPr>
-        <w:spacing w:after="0" w:before="0"/>
-      </w:pPr>
-      <w:r>
-        <w:rPr>
-          <w:b w:val="0"/>
-          <w:sz w:val="20"/>
-        </w:rPr>
-        <w:t>Positive Marks: 1</w:t>
-      </w:r>
-    </w:p>
-    <w:p>
-      <w:pPr>
-        <w:spacing w:after="160" w:before="0"/>
-      </w:pPr>
-      <w:r>
-        <w:rPr>
-          <w:b w:val="0"/>
-          <w:sz w:val="20"/>
-        </w:rPr>
-        <w:t>Negative Marks: 0.25</w:t>
-      </w:r>
-    </w:p>
-    <w:p>
-      <w:pPr>
-        <w:spacing w:after="20" w:before="120"/>
-      </w:pPr>
-      <w:r>
-        <w:rPr>
-          <w:b/>
-          <w:sz w:val="22"/>
-        </w:rPr>
-        <w:t>Question: Identify an example of age-independent anthropometry:</w:t>
-      </w:r>
-    </w:p>
-    <w:p>
-      <w:pPr>
-        <w:spacing w:after="0" w:before="0"/>
-      </w:pPr>
-      <w:r>
-        <w:rPr>
-          <w:b w:val="0"/>
-          <w:sz w:val="22"/>
-        </w:rPr>
-        <w:t>(a) MUAC (Mid-Upper Arm Circumference)</w:t>
-      </w:r>
-    </w:p>
-    <w:p>
-      <w:pPr>
-        <w:spacing w:after="0" w:before="0"/>
-      </w:pPr>
-      <w:r>
-        <w:rPr>
-          <w:b w:val="0"/>
-          <w:sz w:val="22"/>
-        </w:rPr>
-        <w:t>(b) Chest circumference</w:t>
-      </w:r>
-    </w:p>
-    <w:p>
-      <w:pPr>
-        <w:spacing w:after="0" w:before="0"/>
-      </w:pPr>
-      <w:r>
-        <w:rPr>
-          <w:b w:val="0"/>
-          <w:sz w:val="22"/>
-        </w:rPr>
-        <w:t>(c) Head circumference</w:t>
-      </w:r>
-    </w:p>
-    <w:p>
-      <w:pPr>
-        <w:spacing w:after="0" w:before="0"/>
-      </w:pPr>
-      <w:r>
-        <w:rPr>
-          <w:b w:val="0"/>
-          <w:sz w:val="22"/>
-        </w:rPr>
-        <w:t>(d) Weight</w:t>
-      </w:r>
-    </w:p>
-    <w:p>
-      <w:pPr>
-        <w:spacing w:after="0" w:before="40"/>
-      </w:pPr>
-      <w:r>
-        <w:rPr>
-          <w:b/>
-          <w:sz w:val="22"/>
-        </w:rPr>
-        <w:t>Answer: a</w:t>
-      </w:r>
-    </w:p>
-    <w:p>
-      <w:pPr>
-        <w:spacing w:after="0" w:before="0"/>
-      </w:pPr>
-      <w:r>
-        <w:rPr>
-          <w:b w:val="0"/>
-          <w:sz w:val="21"/>
-        </w:rPr>
-        <w:t>Solution: MUAC (mid-upper arm circumference) is the classic age-independent anthropometric indicator of nutritional status, especially for screening acute malnutrition in children aged 6-59 months.</w:t>
-      </w:r>
-    </w:p>
-    <w:p>
-      <w:pPr>
-        <w:spacing w:after="0" w:before="0"/>
-      </w:pPr>
-      <w:r>
-        <w:rPr>
-          <w:b w:val="0"/>
-          <w:sz w:val="20"/>
-        </w:rPr>
-        <w:t>Positive Marks: 1</w:t>
-      </w:r>
-    </w:p>
-    <w:p>
-      <w:pPr>
-        <w:spacing w:after="160" w:before="0"/>
-      </w:pPr>
-      <w:r>
-        <w:rPr>
-          <w:b w:val="0"/>
-          <w:sz w:val="20"/>
-        </w:rPr>
-        <w:t>Negative Marks: 0.25</w:t>
-      </w:r>
-    </w:p>
-    <w:p>
-      <w:pPr>
-        <w:spacing w:after="20" w:before="120"/>
-      </w:pPr>
-      <w:r>
-        <w:rPr>
-          <w:b/>
-          <w:sz w:val="22"/>
-        </w:rPr>
-        <w:t>Question: An unconscious client needs oral care and suctioning. Which position is safest to prevent aspiration?</w:t>
-      </w:r>
-    </w:p>
-    <w:p>
-      <w:pPr>
-        <w:spacing w:after="0" w:before="0"/>
-      </w:pPr>
-      <w:r>
-        <w:rPr>
-          <w:b w:val="0"/>
-          <w:sz w:val="22"/>
-        </w:rPr>
-        <w:t>(a) Side-lying (lateral) position</w:t>
-      </w:r>
-    </w:p>
-    <w:p>
-      <w:pPr>
-        <w:spacing w:after="0" w:before="0"/>
-      </w:pPr>
-      <w:r>
-        <w:rPr>
-          <w:b w:val="0"/>
-          <w:sz w:val="22"/>
-        </w:rPr>
-        <w:t>(b) Prone position</w:t>
-      </w:r>
-    </w:p>
-    <w:p>
-      <w:pPr>
-        <w:spacing w:after="0" w:before="0"/>
-      </w:pPr>
-      <w:r>
-        <w:rPr>
-          <w:b w:val="0"/>
-          <w:sz w:val="22"/>
-        </w:rPr>
-        <w:t>(c) Trendelenburg position</w:t>
-      </w:r>
-    </w:p>
-    <w:p>
-      <w:pPr>
-        <w:spacing w:after="0" w:before="0"/>
-      </w:pPr>
-      <w:r>
-        <w:rPr>
-          <w:b w:val="0"/>
-          <w:sz w:val="22"/>
-        </w:rPr>
-        <w:t>(d) Supine position</w:t>
-      </w:r>
-    </w:p>
-    <w:p>
-      <w:pPr>
-        <w:spacing w:after="0" w:before="40"/>
-      </w:pPr>
-      <w:r>
-        <w:rPr>
-          <w:b/>
-          <w:sz w:val="22"/>
-        </w:rPr>
-        <w:t>Answer: a</w:t>
-      </w:r>
-    </w:p>
-    <w:p>
-      <w:pPr>
-        <w:spacing w:after="0" w:before="0"/>
-      </w:pPr>
-      <w:r>
-        <w:rPr>
-          <w:b w:val="0"/>
-          <w:sz w:val="21"/>
-        </w:rPr>
-        <w:t>Solution: Side-lying allows secretions to pool in the cheek rather than the pharynx and permits drainage, reducing the risk of aspiration during oral care and suctioning.</w:t>
-      </w:r>
-    </w:p>
-    <w:p>
-      <w:pPr>
-        <w:spacing w:after="0" w:before="0"/>
-      </w:pPr>
-      <w:r>
-        <w:rPr>
-          <w:b w:val="0"/>
-          <w:sz w:val="20"/>
-        </w:rPr>
-        <w:t>Positive Marks: 1</w:t>
-      </w:r>
-    </w:p>
-    <w:p>
-      <w:pPr>
-        <w:spacing w:after="160" w:before="0"/>
-      </w:pPr>
-      <w:r>
-        <w:rPr>
-          <w:b w:val="0"/>
-          <w:sz w:val="20"/>
-        </w:rPr>
-        <w:t>Negative Marks: 0.25</w:t>
-      </w:r>
-    </w:p>
-    <w:p>
-      <w:pPr>
-        <w:spacing w:after="20" w:before="120"/>
-      </w:pPr>
-      <w:r>
-        <w:rPr>
-          <w:b/>
-          <w:sz w:val="22"/>
-        </w:rPr>
-        <w:t>Question: Which of the following vitamin deficiency leads to bleed gums?</w:t>
-      </w:r>
-    </w:p>
-    <w:p>
-      <w:pPr>
-        <w:spacing w:after="0" w:before="0"/>
-      </w:pPr>
-      <w:r>
-        <w:rPr>
-          <w:b w:val="0"/>
-          <w:sz w:val="22"/>
-        </w:rPr>
-        <w:t>(a) Vitamin B</w:t>
-      </w:r>
-    </w:p>
-    <w:p>
-      <w:pPr>
-        <w:spacing w:after="0" w:before="0"/>
-      </w:pPr>
-      <w:r>
-        <w:rPr>
-          <w:b w:val="0"/>
-          <w:sz w:val="22"/>
-        </w:rPr>
-        <w:t>(b) Vitamin K</w:t>
-      </w:r>
-    </w:p>
-    <w:p>
-      <w:pPr>
-        <w:spacing w:after="0" w:before="0"/>
-      </w:pPr>
-      <w:r>
-        <w:rPr>
-          <w:b w:val="0"/>
-          <w:sz w:val="22"/>
-        </w:rPr>
-        <w:t>(c) Vitamin C</w:t>
-      </w:r>
-    </w:p>
-    <w:p>
-      <w:pPr>
-        <w:spacing w:after="0" w:before="0"/>
-      </w:pPr>
-      <w:r>
-        <w:rPr>
-          <w:b w:val="0"/>
-          <w:sz w:val="22"/>
-        </w:rPr>
-        <w:t>(d) Vitamin A</w:t>
-      </w:r>
-    </w:p>
-    <w:p>
-      <w:pPr>
-        <w:spacing w:after="0" w:before="40"/>
-      </w:pPr>
-      <w:r>
-        <w:rPr>
-          <w:b/>
-          <w:sz w:val="22"/>
-        </w:rPr>
-        <w:t>Answer: c</w:t>
-      </w:r>
-    </w:p>
-    <w:p>
-      <w:pPr>
-        <w:spacing w:after="0" w:before="0"/>
-      </w:pPr>
-      <w:r>
-        <w:rPr>
-          <w:b w:val="0"/>
-          <w:sz w:val="21"/>
-        </w:rPr>
-        <w:t>Solution: Deficiency of Vitamin C can lead to bleeding gums. Vitamin C, also known as ascorbic acid, is essential for the synthesis of collagen, a protein that helps in maintaining the integrity of blood vessels. When there is a deficiency of Vitamin C, the blood vessels become weak and fragile, leading to bleeding gums. This condition is known as scurvy. "Harrison's Principles of Internal Medicine</w:t>
-      </w:r>
-    </w:p>
-    <w:p>
-      <w:pPr>
-        <w:spacing w:after="0" w:before="0"/>
-      </w:pPr>
-      <w:r>
-        <w:rPr>
-          <w:b w:val="0"/>
-          <w:sz w:val="20"/>
-        </w:rPr>
-        <w:t>Positive Marks: 1</w:t>
-      </w:r>
-    </w:p>
-    <w:p>
-      <w:pPr>
-        <w:spacing w:after="160" w:before="0"/>
-      </w:pPr>
-      <w:r>
-        <w:rPr>
-          <w:b w:val="0"/>
-          <w:sz w:val="20"/>
-        </w:rPr>
-        <w:t>Negative Marks: 0.25</w:t>
-      </w:r>
-    </w:p>
-    <w:p>
-      <w:pPr>
-        <w:spacing w:after="20" w:before="120"/>
-      </w:pPr>
-      <w:r>
-        <w:rPr>
-          <w:b/>
-          <w:sz w:val="22"/>
-        </w:rPr>
-        <w:t>Question: After complain of open abdominal surgery. The OT nurse needs to do which of the following activity first before suturing. (give priority answer)</w:t>
-      </w:r>
-    </w:p>
-    <w:p>
-      <w:pPr>
-        <w:spacing w:after="0" w:before="0"/>
-      </w:pPr>
-      <w:r>
-        <w:rPr>
-          <w:b w:val="0"/>
-          <w:sz w:val="22"/>
-        </w:rPr>
-        <w:t>(a) Clean the instruments</w:t>
-      </w:r>
-    </w:p>
-    <w:p>
-      <w:pPr>
-        <w:spacing w:after="0" w:before="0"/>
-      </w:pPr>
-      <w:r>
-        <w:rPr>
-          <w:b w:val="0"/>
-          <w:sz w:val="22"/>
-        </w:rPr>
-        <w:t>(b) Disinfection of OT</w:t>
-      </w:r>
-    </w:p>
-    <w:p>
-      <w:pPr>
-        <w:spacing w:after="0" w:before="0"/>
-      </w:pPr>
-      <w:r>
-        <w:rPr>
-          <w:b w:val="0"/>
-          <w:sz w:val="22"/>
-        </w:rPr>
-        <w:t>(c) Checking the sponge count &amp; instruments counts before suturing.</w:t>
-      </w:r>
-    </w:p>
-    <w:p>
-      <w:pPr>
-        <w:spacing w:after="0" w:before="0"/>
-      </w:pPr>
-      <w:r>
-        <w:rPr>
-          <w:b w:val="0"/>
-          <w:sz w:val="22"/>
-        </w:rPr>
-        <w:t>(d) Change the gown</w:t>
-      </w:r>
-    </w:p>
-    <w:p>
-      <w:pPr>
-        <w:spacing w:after="0" w:before="40"/>
-      </w:pPr>
-      <w:r>
-        <w:rPr>
-          <w:b/>
-          <w:sz w:val="22"/>
-        </w:rPr>
-        <w:t>Answer: c</w:t>
-      </w:r>
-    </w:p>
-    <w:p>
-      <w:pPr>
-        <w:spacing w:after="0" w:before="0"/>
-      </w:pPr>
-      <w:r>
-        <w:rPr>
-          <w:b w:val="0"/>
-          <w:sz w:val="21"/>
-        </w:rPr>
-        <w:t>Solution: Before closure of an abdominal wound, a complete sponge, needle and instrument count with the circulator is mandatory to prevent retained items.</w:t>
-      </w:r>
-    </w:p>
-    <w:p>
-      <w:pPr>
-        <w:spacing w:after="0" w:before="0"/>
-      </w:pPr>
-      <w:r>
-        <w:rPr>
-          <w:b w:val="0"/>
-          <w:sz w:val="20"/>
-        </w:rPr>
-        <w:t>Positive Marks: 1</w:t>
-      </w:r>
-    </w:p>
-    <w:p>
-      <w:pPr>
-        <w:spacing w:after="160" w:before="0"/>
-      </w:pPr>
-      <w:r>
-        <w:rPr>
-          <w:b w:val="0"/>
-          <w:sz w:val="20"/>
-        </w:rPr>
-        <w:t>Negative Marks: 0.25</w:t>
-      </w:r>
-    </w:p>
-    <w:p>
-      <w:pPr>
-        <w:spacing w:after="20" w:before="120"/>
-      </w:pPr>
-      <w:r>
-        <w:rPr>
-          <w:b/>
-          <w:sz w:val="22"/>
-        </w:rPr>
-        <w:t>Question: The transillumination procedure is done with:</w:t>
-      </w:r>
-    </w:p>
-    <w:p>
-      <w:pPr>
-        <w:spacing w:after="0" w:before="0"/>
-      </w:pPr>
-      <w:r>
-        <w:rPr>
-          <w:b w:val="0"/>
-          <w:sz w:val="22"/>
-        </w:rPr>
-        <w:t>(a) Angiography</w:t>
-      </w:r>
-    </w:p>
-    <w:p>
-      <w:pPr>
-        <w:spacing w:after="0" w:before="0"/>
-      </w:pPr>
-      <w:r>
-        <w:rPr>
-          <w:b w:val="0"/>
-          <w:sz w:val="22"/>
-        </w:rPr>
-        <w:t>(b) Blood culture</w:t>
-      </w:r>
-    </w:p>
-    <w:p>
-      <w:pPr>
-        <w:spacing w:after="0" w:before="0"/>
-      </w:pPr>
-      <w:r>
-        <w:rPr>
-          <w:b w:val="0"/>
-          <w:sz w:val="22"/>
-        </w:rPr>
-        <w:t>(c) Venipuncture</w:t>
-      </w:r>
-    </w:p>
-    <w:p>
-      <w:pPr>
-        <w:spacing w:after="0" w:before="0"/>
-      </w:pPr>
-      <w:r>
-        <w:rPr>
-          <w:b w:val="0"/>
-          <w:sz w:val="22"/>
-        </w:rPr>
-        <w:t>(d) Bone marrow aspiration</w:t>
-      </w:r>
-    </w:p>
-    <w:p>
-      <w:pPr>
-        <w:spacing w:after="0" w:before="40"/>
-      </w:pPr>
-      <w:r>
-        <w:rPr>
-          <w:b/>
-          <w:sz w:val="22"/>
-        </w:rPr>
-        <w:t>Answer: c</w:t>
-      </w:r>
-    </w:p>
-    <w:p>
-      <w:pPr>
-        <w:spacing w:after="0" w:before="0"/>
-      </w:pPr>
-      <w:r>
-        <w:rPr>
-          <w:b w:val="0"/>
-          <w:sz w:val="21"/>
-        </w:rPr>
-        <w:t>Solution: Transillumination is used to locate veins for venipuncture (e.g., in children and difficult access).</w:t>
-      </w:r>
-    </w:p>
-    <w:p>
-      <w:pPr>
-        <w:spacing w:after="0" w:before="0"/>
-      </w:pPr>
-      <w:r>
-        <w:rPr>
-          <w:b w:val="0"/>
-          <w:sz w:val="20"/>
-        </w:rPr>
-        <w:t>Positive Marks: 1</w:t>
-      </w:r>
-    </w:p>
-    <w:p>
-      <w:pPr>
-        <w:spacing w:after="160" w:before="0"/>
-      </w:pPr>
-      <w:r>
-        <w:rPr>
-          <w:b w:val="0"/>
-          <w:sz w:val="20"/>
-        </w:rPr>
-        <w:t>Negative Marks: 0.25</w:t>
-      </w:r>
-    </w:p>
-    <w:p>
-      <w:pPr>
-        <w:spacing w:after="20" w:before="120"/>
-      </w:pPr>
-      <w:r>
-        <w:rPr>
-          <w:b/>
-          <w:sz w:val="22"/>
-        </w:rPr>
-        <w:t>Question: The most important nursing action before administering any medication is:</w:t>
-      </w:r>
-    </w:p>
-    <w:p>
-      <w:pPr>
-        <w:spacing w:after="0" w:before="0"/>
-      </w:pPr>
-      <w:r>
-        <w:rPr>
-          <w:b w:val="0"/>
-          <w:sz w:val="22"/>
-        </w:rPr>
-        <w:t>(a) Wash hands</w:t>
-      </w:r>
-    </w:p>
-    <w:p>
-      <w:pPr>
-        <w:spacing w:after="0" w:before="0"/>
-      </w:pPr>
-      <w:r>
-        <w:rPr>
-          <w:b w:val="0"/>
-          <w:sz w:val="22"/>
-        </w:rPr>
-        <w:t>(b) Identify the patient correctly</w:t>
-      </w:r>
-    </w:p>
-    <w:p>
-      <w:pPr>
-        <w:spacing w:after="0" w:before="0"/>
-      </w:pPr>
-      <w:r>
-        <w:rPr>
-          <w:b w:val="0"/>
-          <w:sz w:val="22"/>
-        </w:rPr>
-        <w:t>(c) Check the dose</w:t>
-      </w:r>
-    </w:p>
-    <w:p>
-      <w:pPr>
-        <w:spacing w:after="0" w:before="0"/>
-      </w:pPr>
-      <w:r>
-        <w:rPr>
-          <w:b w:val="0"/>
-          <w:sz w:val="22"/>
-        </w:rPr>
-        <w:t>(d) Check the expiry date</w:t>
-      </w:r>
-    </w:p>
-    <w:p>
-      <w:pPr>
-        <w:spacing w:after="0" w:before="40"/>
-      </w:pPr>
-      <w:r>
-        <w:rPr>
-          <w:b/>
-          <w:sz w:val="22"/>
-        </w:rPr>
-        <w:t>Answer: b</w:t>
-      </w:r>
-    </w:p>
-    <w:p>
-      <w:pPr>
-        <w:spacing w:after="0" w:before="0"/>
-      </w:pPr>
-      <w:r>
-        <w:rPr>
-          <w:b w:val="0"/>
-          <w:sz w:val="21"/>
-        </w:rPr>
-        <w:t>Solution: Correct patient identification (two identifiers) is the first and most vital check before drug administration.</w:t>
-      </w:r>
-    </w:p>
-    <w:p>
-      <w:pPr>
-        <w:spacing w:after="0" w:before="0"/>
-      </w:pPr>
-      <w:r>
-        <w:rPr>
-          <w:b w:val="0"/>
-          <w:sz w:val="20"/>
-        </w:rPr>
-        <w:t>Positive Marks: 1</w:t>
-      </w:r>
-    </w:p>
-    <w:p>
-      <w:pPr>
-        <w:spacing w:after="160" w:before="0"/>
-      </w:pPr>
-      <w:r>
-        <w:rPr>
-          <w:b w:val="0"/>
-          <w:sz w:val="20"/>
-        </w:rPr>
-        <w:t>Negative Marks: 0.25</w:t>
-      </w:r>
-    </w:p>
-    <w:p>
-      <w:pPr>
-        <w:spacing w:after="20" w:before="120"/>
-      </w:pPr>
-      <w:r>
-        <w:rPr>
-          <w:b/>
-          <w:sz w:val="22"/>
-        </w:rPr>
-        <w:t>Question: In a patient wound healing is not progressively, the possible cause is?</w:t>
-      </w:r>
-    </w:p>
-    <w:p>
-      <w:pPr>
-        <w:spacing w:after="0" w:before="0"/>
-      </w:pPr>
-      <w:r>
-        <w:rPr>
-          <w:b w:val="0"/>
-          <w:sz w:val="22"/>
-        </w:rPr>
-        <w:t>(a) Deficiency of protein</w:t>
-      </w:r>
-    </w:p>
-    <w:p>
-      <w:pPr>
-        <w:spacing w:after="0" w:before="0"/>
-      </w:pPr>
-      <w:r>
-        <w:rPr>
-          <w:b w:val="0"/>
-          <w:sz w:val="22"/>
-        </w:rPr>
-        <w:t>(b) Deficiency of vitamin C</w:t>
-      </w:r>
-    </w:p>
-    <w:p>
-      <w:pPr>
-        <w:spacing w:after="0" w:before="0"/>
-      </w:pPr>
-      <w:r>
-        <w:rPr>
-          <w:b w:val="0"/>
-          <w:sz w:val="22"/>
-        </w:rPr>
-        <w:t>(c) Deficiency of vitamin D</w:t>
-      </w:r>
-    </w:p>
-    <w:p>
-      <w:pPr>
-        <w:spacing w:after="0" w:before="0"/>
-      </w:pPr>
-      <w:r>
-        <w:rPr>
-          <w:b w:val="0"/>
-          <w:sz w:val="22"/>
-        </w:rPr>
-        <w:t>(d) Deficiency of Fat</w:t>
-      </w:r>
-    </w:p>
-    <w:p>
-      <w:pPr>
-        <w:spacing w:after="0" w:before="40"/>
-      </w:pPr>
-      <w:r>
-        <w:rPr>
-          <w:b/>
-          <w:sz w:val="22"/>
-        </w:rPr>
-        <w:t>Answer: b</w:t>
-      </w:r>
-    </w:p>
-    <w:p>
-      <w:pPr>
-        <w:spacing w:after="0" w:before="0"/>
-      </w:pPr>
-      <w:r>
-        <w:rPr>
-          <w:b w:val="0"/>
-          <w:sz w:val="21"/>
-        </w:rPr>
-        <w:t>Solution: If wound healing is not progressing, a possible cause could be option C, deficiency of vitamin C. Vitamin C plays a crucial role in collagen synthesis, which is essential for the formation of healthy connective tissues, including skin and blood vessels. Insufficient vitamin C levels can impair collagen production and delay wound healing. Vitamin C deficiency, also known as scurvy, can lead to weakened connective tissues, impaired immune function, and poor wound healing. It is important to ensure an adequate intake of vitamin C through a balanced diet or supplementation to support optimal wound healing and overall health.</w:t>
-      </w:r>
-    </w:p>
-    <w:p>
-      <w:pPr>
-        <w:spacing w:after="0" w:before="0"/>
-      </w:pPr>
-      <w:r>
-        <w:rPr>
-          <w:b w:val="0"/>
-          <w:sz w:val="20"/>
-        </w:rPr>
-        <w:t>Positive Marks: 1</w:t>
-      </w:r>
-    </w:p>
-    <w:p>
-      <w:pPr>
-        <w:spacing w:after="160" w:before="0"/>
-      </w:pPr>
-      <w:r>
-        <w:rPr>
-          <w:b w:val="0"/>
-          <w:sz w:val="20"/>
-        </w:rPr>
-        <w:t>Negative Marks: 0.25</w:t>
-      </w:r>
-    </w:p>
-    <w:p>
-      <w:pPr>
-        <w:spacing w:after="20" w:before="120"/>
-      </w:pPr>
-      <w:r>
-        <w:rPr>
-          <w:b/>
-          <w:sz w:val="22"/>
-        </w:rPr>
-        <w:t>Question: During peritonitis perforation laparotomy surgery is conducted, Central line is administered in this case what is the most important significance of the central line administration here ?</w:t>
-      </w:r>
-    </w:p>
-    <w:p>
-      <w:pPr>
-        <w:spacing w:after="0" w:before="0"/>
-      </w:pPr>
-      <w:r>
-        <w:rPr>
-          <w:b w:val="0"/>
-          <w:sz w:val="22"/>
-        </w:rPr>
-        <w:t>(a) ABG Analysis</w:t>
-      </w:r>
-    </w:p>
-    <w:p>
-      <w:pPr>
-        <w:spacing w:after="0" w:before="0"/>
-      </w:pPr>
-      <w:r>
-        <w:rPr>
-          <w:b w:val="0"/>
-          <w:sz w:val="22"/>
-        </w:rPr>
-        <w:t>(b) Fluid administration</w:t>
-      </w:r>
-    </w:p>
-    <w:p>
-      <w:pPr>
-        <w:spacing w:after="0" w:before="0"/>
-      </w:pPr>
-      <w:r>
-        <w:rPr>
-          <w:b w:val="0"/>
-          <w:sz w:val="22"/>
-        </w:rPr>
-        <w:t>(c) CVP Measurement</w:t>
-      </w:r>
-    </w:p>
-    <w:p>
-      <w:pPr>
-        <w:spacing w:after="0" w:before="0"/>
-      </w:pPr>
-      <w:r>
-        <w:rPr>
-          <w:b w:val="0"/>
-          <w:sz w:val="22"/>
-        </w:rPr>
-        <w:t>(d) Spo2 Measurement</w:t>
-      </w:r>
-    </w:p>
-    <w:p>
-      <w:pPr>
-        <w:spacing w:after="0" w:before="40"/>
-      </w:pPr>
-      <w:r>
-        <w:rPr>
-          <w:b/>
-          <w:sz w:val="22"/>
-        </w:rPr>
-        <w:t>Answer: c</w:t>
-      </w:r>
-    </w:p>
-    <w:p>
-      <w:pPr>
-        <w:spacing w:after="0" w:before="0"/>
-      </w:pPr>
-      <w:r>
-        <w:rPr>
-          <w:b w:val="0"/>
-          <w:sz w:val="21"/>
-        </w:rPr>
-        <w:t>Solution: A central line is used to measure central venous pressure (CVP), which guides fluid therapy in peritonitis/laparotomy.</w:t>
-      </w:r>
-    </w:p>
-    <w:p>
-      <w:pPr>
-        <w:spacing w:after="0" w:before="0"/>
-      </w:pPr>
-      <w:r>
-        <w:rPr>
-          <w:b w:val="0"/>
-          <w:sz w:val="20"/>
-        </w:rPr>
-        <w:t>Positive Marks: 1</w:t>
-      </w:r>
-    </w:p>
-    <w:p>
-      <w:pPr>
-        <w:spacing w:after="160" w:before="0"/>
-      </w:pPr>
-      <w:r>
-        <w:rPr>
-          <w:b w:val="0"/>
-          <w:sz w:val="20"/>
-        </w:rPr>
-        <w:t>Negative Marks: 0.25</w:t>
-      </w:r>
-    </w:p>
-    <w:p>
-      <w:pPr>
-        <w:spacing w:after="20" w:before="120"/>
-      </w:pPr>
-      <w:r>
-        <w:rPr>
-          <w:b/>
-          <w:sz w:val="22"/>
-        </w:rPr>
-        <w:t>Question: What should be the immediate action in cases of severe bleeding?</w:t>
-      </w:r>
-    </w:p>
-    <w:p>
-      <w:pPr>
-        <w:spacing w:after="0" w:before="0"/>
-      </w:pPr>
-      <w:r>
-        <w:rPr>
-          <w:b w:val="0"/>
-          <w:sz w:val="22"/>
-        </w:rPr>
-        <w:t>(a) apply pressure to the wound</w:t>
-      </w:r>
-    </w:p>
-    <w:p>
-      <w:pPr>
-        <w:spacing w:after="0" w:before="0"/>
-      </w:pPr>
-      <w:r>
-        <w:rPr>
-          <w:b w:val="0"/>
-          <w:sz w:val="22"/>
-        </w:rPr>
-        <w:t>(b) call for medical assistance</w:t>
-      </w:r>
-    </w:p>
-    <w:p>
-      <w:pPr>
-        <w:spacing w:after="0" w:before="0"/>
-      </w:pPr>
-      <w:r>
-        <w:rPr>
-          <w:b w:val="0"/>
-          <w:sz w:val="22"/>
-        </w:rPr>
-        <w:t>(c) put a dressing over the wound</w:t>
-      </w:r>
-    </w:p>
-    <w:p>
-      <w:pPr>
-        <w:spacing w:after="0" w:before="0"/>
-      </w:pPr>
-      <w:r>
-        <w:rPr>
-          <w:b w:val="0"/>
-          <w:sz w:val="22"/>
-        </w:rPr>
-        <w:t>(d) cover it with a pad of soft material</w:t>
-      </w:r>
-    </w:p>
-    <w:p>
-      <w:pPr>
-        <w:spacing w:after="0" w:before="40"/>
-      </w:pPr>
-      <w:r>
-        <w:rPr>
-          <w:b/>
-          <w:sz w:val="22"/>
-        </w:rPr>
-        <w:t>Answer: a</w:t>
-      </w:r>
-    </w:p>
-    <w:p>
-      <w:pPr>
-        <w:spacing w:after="0" w:before="0"/>
-      </w:pPr>
-      <w:r>
-        <w:rPr>
-          <w:b w:val="0"/>
-          <w:sz w:val="21"/>
-        </w:rPr>
-        <w:t>Solution: The immediate action in severe bleeding is to apply firm direct pressure over the wound.</w:t>
-      </w:r>
-    </w:p>
-    <w:p>
-      <w:pPr>
-        <w:spacing w:after="0" w:before="0"/>
-      </w:pPr>
-      <w:r>
-        <w:rPr>
-          <w:b w:val="0"/>
-          <w:sz w:val="20"/>
-        </w:rPr>
-        <w:t>Positive Marks: 1</w:t>
-      </w:r>
-    </w:p>
-    <w:p>
-      <w:pPr>
-        <w:spacing w:after="160" w:before="0"/>
-      </w:pPr>
-      <w:r>
-        <w:rPr>
-          <w:b w:val="0"/>
-          <w:sz w:val="20"/>
-        </w:rPr>
-        <w:t>Negative Marks: 0.25</w:t>
-      </w:r>
-    </w:p>
-    <w:p>
-      <w:pPr>
-        <w:spacing w:after="20" w:before="120"/>
-      </w:pPr>
-      <w:r>
-        <w:rPr>
-          <w:b/>
-          <w:sz w:val="22"/>
-        </w:rPr>
-        <w:t>Question: In the emergency department, during CPR of a neonate, the on-duty nurse is unable to access a venous site. What is the priority next action?</w:t>
-      </w:r>
-    </w:p>
-    <w:p>
-      <w:pPr>
-        <w:spacing w:after="0" w:before="0"/>
-      </w:pPr>
-      <w:r>
-        <w:rPr>
-          <w:b w:val="0"/>
-          <w:sz w:val="22"/>
-        </w:rPr>
-        <w:t>(a) Direct injection into an artery</w:t>
-      </w:r>
-    </w:p>
-    <w:p>
-      <w:pPr>
-        <w:spacing w:after="0" w:before="0"/>
-      </w:pPr>
-      <w:r>
-        <w:rPr>
-          <w:b w:val="0"/>
-          <w:sz w:val="22"/>
-        </w:rPr>
-        <w:t>(b) Plan for a central line</w:t>
-      </w:r>
-    </w:p>
-    <w:p>
-      <w:pPr>
-        <w:spacing w:after="0" w:before="0"/>
-      </w:pPr>
-      <w:r>
-        <w:rPr>
-          <w:b w:val="0"/>
-          <w:sz w:val="22"/>
-        </w:rPr>
-        <w:t>(c) Cut down and inject directly</w:t>
-      </w:r>
-    </w:p>
-    <w:p>
-      <w:pPr>
-        <w:spacing w:after="0" w:before="0"/>
-      </w:pPr>
-      <w:r>
-        <w:rPr>
-          <w:b w:val="0"/>
-          <w:sz w:val="22"/>
-        </w:rPr>
-        <w:t>(d) Direct injection into the intraosseous space of the tibia</w:t>
-      </w:r>
-    </w:p>
-    <w:p>
-      <w:pPr>
-        <w:spacing w:after="0" w:before="40"/>
-      </w:pPr>
-      <w:r>
-        <w:rPr>
-          <w:b/>
-          <w:sz w:val="22"/>
-        </w:rPr>
-        <w:t>Answer: d</w:t>
-      </w:r>
-    </w:p>
-    <w:p>
-      <w:pPr>
-        <w:spacing w:after="0" w:before="0"/>
-      </w:pPr>
-      <w:r>
-        <w:rPr>
-          <w:b w:val="0"/>
-          <w:sz w:val="21"/>
-        </w:rPr>
-        <w:t>Solution: If venous access cannot be established within 90 seconds (3 attempts) during neonatal resuscitation, intraosseous (IO) access is the preferred alternative route for drugs and fluids.</w:t>
-      </w:r>
-    </w:p>
-    <w:p>
-      <w:pPr>
-        <w:spacing w:after="0" w:before="0"/>
-      </w:pPr>
-      <w:r>
-        <w:rPr>
-          <w:b w:val="0"/>
-          <w:sz w:val="20"/>
-        </w:rPr>
-        <w:t>Positive Marks: 1</w:t>
-      </w:r>
-    </w:p>
-    <w:p>
-      <w:pPr>
-        <w:spacing w:after="160" w:before="0"/>
-      </w:pPr>
-      <w:r>
-        <w:rPr>
-          <w:b w:val="0"/>
-          <w:sz w:val="20"/>
-        </w:rPr>
-        <w:t>Negative Marks: 0.25</w:t>
-      </w:r>
-    </w:p>
-    <w:p>
-      <w:pPr>
-        <w:spacing w:after="20" w:before="120"/>
-      </w:pPr>
-      <w:r>
-        <w:rPr>
-          <w:b/>
-          <w:sz w:val="22"/>
-        </w:rPr>
-        <w:t>Question: The vaccine that (arms blister and leaves permanen scar in babies Is:</w:t>
-      </w:r>
-    </w:p>
-    <w:p>
-      <w:pPr>
-        <w:spacing w:after="0" w:before="0"/>
-      </w:pPr>
-      <w:r>
-        <w:rPr>
-          <w:b w:val="0"/>
-          <w:sz w:val="22"/>
-        </w:rPr>
-        <w:t>(a) DPT</w:t>
-      </w:r>
-    </w:p>
-    <w:p>
-      <w:pPr>
-        <w:spacing w:after="0" w:before="0"/>
-      </w:pPr>
-      <w:r>
-        <w:rPr>
-          <w:b w:val="0"/>
-          <w:sz w:val="22"/>
-        </w:rPr>
-        <w:t>(b) BCG</w:t>
-      </w:r>
-    </w:p>
-    <w:p>
-      <w:pPr>
-        <w:spacing w:after="0" w:before="0"/>
-      </w:pPr>
-      <w:r>
-        <w:rPr>
-          <w:b w:val="0"/>
-          <w:sz w:val="22"/>
-        </w:rPr>
-        <w:t>(c) Meade.</w:t>
-      </w:r>
-    </w:p>
-    <w:p>
-      <w:pPr>
-        <w:spacing w:after="0" w:before="0"/>
-      </w:pPr>
-      <w:r>
-        <w:rPr>
-          <w:b w:val="0"/>
-          <w:sz w:val="22"/>
-        </w:rPr>
-        <w:t>(d) Pentavalent</w:t>
-      </w:r>
-    </w:p>
-    <w:p>
-      <w:pPr>
-        <w:spacing w:after="0" w:before="40"/>
-      </w:pPr>
-      <w:r>
-        <w:rPr>
-          <w:b/>
-          <w:sz w:val="22"/>
-        </w:rPr>
-        <w:t>Answer: b</w:t>
-      </w:r>
-    </w:p>
-    <w:p>
-      <w:pPr>
-        <w:spacing w:after="0" w:before="0"/>
-      </w:pPr>
-      <w:r>
-        <w:rPr>
-          <w:b w:val="0"/>
-          <w:sz w:val="21"/>
-        </w:rPr>
-        <w:t>Solution: The vaccine that can cause blistering and leave a permanent scar in babies is the BCG vaccine. The Bacillus Calmette-Gu°rin (BCG) vaccine is administered to protect against tuberculosis (TB). After receiving the BCG vaccine, a localized skin reaction typically occurs at the injection site. This reaction can include the formation of a small blister, which eventually scabs over and heals. In some cases, a small scar may remain at the injection site, although it does not cause any functional impairment. The BCG vaccine is commonly given to infants in areas where TB is prevalent.</w:t>
-      </w:r>
-    </w:p>
-    <w:p>
-      <w:pPr>
-        <w:spacing w:after="0" w:before="0"/>
-      </w:pPr>
-      <w:r>
-        <w:rPr>
-          <w:b w:val="0"/>
-          <w:sz w:val="20"/>
-        </w:rPr>
-        <w:t>Positive Marks: 1</w:t>
-      </w:r>
-    </w:p>
-    <w:p>
-      <w:pPr>
-        <w:spacing w:after="160" w:before="0"/>
-      </w:pPr>
-      <w:r>
-        <w:rPr>
-          <w:b w:val="0"/>
-          <w:sz w:val="20"/>
-        </w:rPr>
-        <w:t>Negative Marks: 0.25</w:t>
-      </w:r>
-    </w:p>
-    <w:p>
-      <w:pPr>
-        <w:spacing w:after="20" w:before="120"/>
-      </w:pPr>
-      <w:r>
-        <w:rPr>
-          <w:b/>
-          <w:sz w:val="22"/>
-        </w:rPr>
-        <w:t>Question: Which of the following hormone is also known as 'emergency hormone'?</w:t>
-      </w:r>
-    </w:p>
-    <w:p>
-      <w:pPr>
-        <w:spacing w:after="0" w:before="0"/>
-      </w:pPr>
-      <w:r>
-        <w:rPr>
-          <w:b w:val="0"/>
-          <w:sz w:val="22"/>
-        </w:rPr>
-        <w:t>(a) Prolactin</w:t>
-      </w:r>
-    </w:p>
-    <w:p>
-      <w:pPr>
-        <w:spacing w:after="0" w:before="0"/>
-      </w:pPr>
-      <w:r>
-        <w:rPr>
-          <w:b w:val="0"/>
-          <w:sz w:val="22"/>
-        </w:rPr>
-        <w:t>(b) Adrenaline</w:t>
-      </w:r>
-    </w:p>
-    <w:p>
-      <w:pPr>
-        <w:spacing w:after="0" w:before="0"/>
-      </w:pPr>
-      <w:r>
-        <w:rPr>
-          <w:b w:val="0"/>
-          <w:sz w:val="22"/>
-        </w:rPr>
-        <w:t>(c) Growth Hormone</w:t>
-      </w:r>
-    </w:p>
-    <w:p>
-      <w:pPr>
-        <w:spacing w:after="0" w:before="0"/>
-      </w:pPr>
-      <w:r>
-        <w:rPr>
-          <w:b w:val="0"/>
-          <w:sz w:val="22"/>
-        </w:rPr>
-        <w:t>(d) Cortisol</w:t>
-      </w:r>
-    </w:p>
-    <w:p>
-      <w:pPr>
-        <w:spacing w:after="0" w:before="40"/>
-      </w:pPr>
-      <w:r>
-        <w:rPr>
-          <w:b/>
-          <w:sz w:val="22"/>
-        </w:rPr>
-        <w:t>Answer: b</w:t>
-      </w:r>
-    </w:p>
-    <w:p>
-      <w:pPr>
-        <w:spacing w:after="0" w:before="0"/>
-      </w:pPr>
-      <w:r>
-        <w:rPr>
-          <w:b w:val="0"/>
-          <w:sz w:val="21"/>
-        </w:rPr>
-        <w:t>Solution: Adrenaline (epinephrine) is known as the 'emergency hormone' because it prepares the body for fight-or-flight.</w:t>
-      </w:r>
-    </w:p>
-    <w:p>
-      <w:pPr>
-        <w:spacing w:after="0" w:before="0"/>
-      </w:pPr>
-      <w:r>
-        <w:rPr>
-          <w:b w:val="0"/>
-          <w:sz w:val="20"/>
-        </w:rPr>
-        <w:t>Positive Marks: 1</w:t>
-      </w:r>
-    </w:p>
-    <w:p>
-      <w:pPr>
-        <w:spacing w:after="160" w:before="0"/>
-      </w:pPr>
-      <w:r>
-        <w:rPr>
-          <w:b w:val="0"/>
-          <w:sz w:val="20"/>
-        </w:rPr>
-        <w:t>Negative Marks: 0.25</w:t>
-      </w:r>
-    </w:p>
-    <w:p>
-      <w:pPr>
-        <w:spacing w:after="20" w:before="120"/>
-      </w:pPr>
-      <w:r>
-        <w:rPr>
-          <w:b/>
-          <w:sz w:val="22"/>
-        </w:rPr>
-        <w:t>Question: The recommended time for hand rubbing with alcohol-based hand rub is:</w:t>
-      </w:r>
-    </w:p>
-    <w:p>
-      <w:pPr>
-        <w:spacing w:after="0" w:before="0"/>
-      </w:pPr>
-      <w:r>
-        <w:rPr>
-          <w:b w:val="0"/>
-          <w:sz w:val="22"/>
-        </w:rPr>
-        <w:t>(a) 60 seconds</w:t>
-      </w:r>
-    </w:p>
-    <w:p>
-      <w:pPr>
-        <w:spacing w:after="0" w:before="0"/>
-      </w:pPr>
-      <w:r>
-        <w:rPr>
-          <w:b w:val="0"/>
-          <w:sz w:val="22"/>
-        </w:rPr>
-        <w:t>(b) 5 seconds</w:t>
-      </w:r>
-    </w:p>
-    <w:p>
-      <w:pPr>
-        <w:spacing w:after="0" w:before="0"/>
-      </w:pPr>
-      <w:r>
-        <w:rPr>
-          <w:b w:val="0"/>
-          <w:sz w:val="22"/>
-        </w:rPr>
-        <w:t>(c) 10 seconds</w:t>
-      </w:r>
-    </w:p>
-    <w:p>
-      <w:pPr>
-        <w:spacing w:after="0" w:before="0"/>
-      </w:pPr>
-      <w:r>
-        <w:rPr>
-          <w:b w:val="0"/>
-          <w:sz w:val="22"/>
-        </w:rPr>
-        <w:t>(d) 20-30 seconds</w:t>
-      </w:r>
-    </w:p>
-    <w:p>
-      <w:pPr>
-        <w:spacing w:after="0" w:before="40"/>
-      </w:pPr>
-      <w:r>
-        <w:rPr>
-          <w:b/>
-          <w:sz w:val="22"/>
-        </w:rPr>
-        <w:t>Answer: d</w:t>
-      </w:r>
-    </w:p>
-    <w:p>
-      <w:pPr>
-        <w:spacing w:after="0" w:before="0"/>
-      </w:pPr>
-      <w:r>
-        <w:rPr>
-          <w:b w:val="0"/>
-          <w:sz w:val="21"/>
-        </w:rPr>
-        <w:t>Solution: WHO recommends rubbing hands with alcohol-based solution for 20-30 seconds.</w:t>
-      </w:r>
-    </w:p>
-    <w:p>
-      <w:pPr>
-        <w:spacing w:after="0" w:before="0"/>
-      </w:pPr>
-      <w:r>
-        <w:rPr>
-          <w:b w:val="0"/>
-          <w:sz w:val="20"/>
-        </w:rPr>
-        <w:t>Positive Marks: 1</w:t>
-      </w:r>
-    </w:p>
-    <w:p>
-      <w:pPr>
-        <w:spacing w:after="160" w:before="0"/>
-      </w:pPr>
-      <w:r>
-        <w:rPr>
-          <w:b w:val="0"/>
-          <w:sz w:val="20"/>
-        </w:rPr>
-        <w:t>Negative Marks: 0.25</w:t>
-      </w:r>
-    </w:p>
-    <w:p>
-      <w:pPr>
-        <w:spacing w:after="20" w:before="120"/>
-      </w:pPr>
-      <w:r>
-        <w:rPr>
-          <w:b/>
-          <w:sz w:val="22"/>
-        </w:rPr>
-        <w:t>Question: The mesh use in which type of surgery?</w:t>
-      </w:r>
-    </w:p>
-    <w:p>
-      <w:pPr>
-        <w:spacing w:after="0" w:before="0"/>
-      </w:pPr>
-      <w:r>
-        <w:rPr>
-          <w:b w:val="0"/>
-          <w:sz w:val="22"/>
-        </w:rPr>
-        <w:t>(a) Cardiac surgery</w:t>
-      </w:r>
-    </w:p>
-    <w:p>
-      <w:pPr>
-        <w:spacing w:after="0" w:before="0"/>
-      </w:pPr>
-      <w:r>
-        <w:rPr>
-          <w:b w:val="0"/>
-          <w:sz w:val="22"/>
-        </w:rPr>
-        <w:t>(b) Hernia repair surgery</w:t>
-      </w:r>
-    </w:p>
-    <w:p>
-      <w:pPr>
-        <w:spacing w:after="0" w:before="0"/>
-      </w:pPr>
-      <w:r>
-        <w:rPr>
-          <w:b w:val="0"/>
-          <w:sz w:val="22"/>
-        </w:rPr>
-        <w:t>(c) Thorasic surgery</w:t>
-      </w:r>
-    </w:p>
-    <w:p>
-      <w:pPr>
-        <w:spacing w:after="0" w:before="0"/>
-      </w:pPr>
-      <w:r>
-        <w:rPr>
-          <w:b w:val="0"/>
-          <w:sz w:val="22"/>
-        </w:rPr>
-        <w:t>(d) Ceserian section</w:t>
-      </w:r>
-    </w:p>
-    <w:p>
-      <w:pPr>
-        <w:spacing w:after="0" w:before="40"/>
-      </w:pPr>
-      <w:r>
-        <w:rPr>
-          <w:b/>
-          <w:sz w:val="22"/>
-        </w:rPr>
-        <w:t>Answer: b</w:t>
-      </w:r>
-    </w:p>
-    <w:p>
-      <w:pPr>
-        <w:spacing w:after="0" w:before="0"/>
-      </w:pPr>
-      <w:r>
-        <w:rPr>
-          <w:b w:val="0"/>
-          <w:sz w:val="21"/>
-        </w:rPr>
-        <w:t>Solution: Synthetic mesh is used to reinforce the abdominal wall in hernia repair surgery.</w:t>
-      </w:r>
-    </w:p>
-    <w:p>
-      <w:pPr>
-        <w:spacing w:after="0" w:before="0"/>
-      </w:pPr>
-      <w:r>
-        <w:rPr>
-          <w:b w:val="0"/>
-          <w:sz w:val="20"/>
-        </w:rPr>
-        <w:t>Positive Marks: 1</w:t>
-      </w:r>
-    </w:p>
-    <w:p>
-      <w:pPr>
-        <w:spacing w:after="160" w:before="0"/>
-      </w:pPr>
-      <w:r>
-        <w:rPr>
-          <w:b w:val="0"/>
-          <w:sz w:val="20"/>
-        </w:rPr>
-        <w:t>Negative Marks: 0.25</w:t>
-      </w:r>
-    </w:p>
-    <w:p>
-      <w:pPr>
-        <w:spacing w:after="20" w:before="120"/>
-      </w:pPr>
-      <w:r>
-        <w:rPr>
-          <w:b/>
-          <w:sz w:val="22"/>
-        </w:rPr>
-        <w:t>Question: What is the immediate priority first aid management for chemical splash/foreign substance in the eye?</w:t>
-      </w:r>
-    </w:p>
-    <w:p>
-      <w:pPr>
-        <w:spacing w:after="0" w:before="0"/>
-      </w:pPr>
-      <w:r>
-        <w:rPr>
-          <w:b w:val="0"/>
-          <w:sz w:val="22"/>
-        </w:rPr>
-        <w:t>(a) Attempt manual removal</w:t>
-      </w:r>
-    </w:p>
-    <w:p>
-      <w:pPr>
-        <w:spacing w:after="0" w:before="0"/>
-      </w:pPr>
-      <w:r>
-        <w:rPr>
-          <w:b w:val="0"/>
-          <w:sz w:val="22"/>
-        </w:rPr>
-        <w:t>(b) Administer oral analgesics</w:t>
-      </w:r>
-    </w:p>
-    <w:p>
-      <w:pPr>
-        <w:spacing w:after="0" w:before="0"/>
-      </w:pPr>
-      <w:r>
-        <w:rPr>
-          <w:b w:val="0"/>
-          <w:sz w:val="22"/>
-        </w:rPr>
-        <w:t>(c) Copious eye irrigation with clean water or Normal Saline for 15-20 mins</w:t>
-      </w:r>
-    </w:p>
-    <w:p>
-      <w:pPr>
-        <w:spacing w:after="0" w:before="0"/>
-      </w:pPr>
-      <w:r>
-        <w:rPr>
-          <w:b w:val="0"/>
-          <w:sz w:val="22"/>
-        </w:rPr>
-        <w:t>(d) Cover with tight pressure patch</w:t>
-      </w:r>
-    </w:p>
-    <w:p>
-      <w:pPr>
-        <w:spacing w:after="0" w:before="40"/>
-      </w:pPr>
-      <w:r>
-        <w:rPr>
-          <w:b/>
-          <w:sz w:val="22"/>
-        </w:rPr>
-        <w:t>Answer: c</w:t>
-      </w:r>
-    </w:p>
-    <w:p>
-      <w:pPr>
-        <w:spacing w:after="0" w:before="0"/>
-      </w:pPr>
-      <w:r>
-        <w:rPr>
-          <w:b w:val="0"/>
-          <w:sz w:val="21"/>
-        </w:rPr>
-        <w:t>Solution: Immediate, continuous flushing with clean water or sterile normal saline for at least 15–20 minutes is essential to dilute and remove chemical irritants.</w:t>
-      </w:r>
-    </w:p>
-    <w:p>
-      <w:pPr>
-        <w:spacing w:after="0" w:before="0"/>
-      </w:pPr>
-      <w:r>
-        <w:rPr>
-          <w:b w:val="0"/>
-          <w:sz w:val="20"/>
-        </w:rPr>
-        <w:t>Positive Marks: 1</w:t>
-      </w:r>
-    </w:p>
-    <w:p>
-      <w:pPr>
-        <w:spacing w:after="160" w:before="0"/>
-      </w:pPr>
-      <w:r>
-        <w:rPr>
-          <w:b w:val="0"/>
-          <w:sz w:val="20"/>
-        </w:rPr>
-        <w:t>Negative Marks: 0.25</w:t>
-      </w:r>
-    </w:p>
-    <w:p>
-      <w:pPr>
-        <w:spacing w:after="20" w:before="120"/>
-      </w:pPr>
-      <w:r>
-        <w:rPr>
-          <w:b/>
-          <w:sz w:val="22"/>
-        </w:rPr>
-        <w:t>Question: A client receives oxygen at 4 L/min by nasal cannula. What approximate fraction of inspired oxygen (FiO2) is delivered?</w:t>
-      </w:r>
-    </w:p>
-    <w:p>
-      <w:pPr>
-        <w:spacing w:after="0" w:before="0"/>
-      </w:pPr>
-      <w:r>
-        <w:rPr>
-          <w:b w:val="0"/>
-          <w:sz w:val="22"/>
-        </w:rPr>
-        <w:t>(a) 50%</w:t>
-      </w:r>
-    </w:p>
-    <w:p>
-      <w:pPr>
-        <w:spacing w:after="0" w:before="0"/>
-      </w:pPr>
-      <w:r>
-        <w:rPr>
-          <w:b w:val="0"/>
-          <w:sz w:val="22"/>
-        </w:rPr>
-        <w:t>(b) 44%</w:t>
-      </w:r>
-    </w:p>
-    <w:p>
-      <w:pPr>
-        <w:spacing w:after="0" w:before="0"/>
-      </w:pPr>
-      <w:r>
-        <w:rPr>
-          <w:b w:val="0"/>
-          <w:sz w:val="22"/>
-        </w:rPr>
-        <w:t>(c) 24%</w:t>
-      </w:r>
-    </w:p>
-    <w:p>
-      <w:pPr>
-        <w:spacing w:after="0" w:before="0"/>
-      </w:pPr>
-      <w:r>
-        <w:rPr>
-          <w:b w:val="0"/>
-          <w:sz w:val="22"/>
-        </w:rPr>
-        <w:t>(d) 36%</w:t>
-      </w:r>
-    </w:p>
-    <w:p>
-      <w:pPr>
-        <w:spacing w:after="0" w:before="40"/>
-      </w:pPr>
-      <w:r>
-        <w:rPr>
-          <w:b/>
-          <w:sz w:val="22"/>
-        </w:rPr>
-        <w:t>Answer: d</w:t>
-      </w:r>
-    </w:p>
-    <w:p>
-      <w:pPr>
-        <w:spacing w:after="0" w:before="0"/>
-      </w:pPr>
-      <w:r>
-        <w:rPr>
-          <w:b w:val="0"/>
-          <w:sz w:val="21"/>
-        </w:rPr>
-        <w:t>Solution: With a nasal cannula each liter per minute adds about 4% to room air (21%): 21 + (4 × 4) = 37% (approximately 36%).</w:t>
-      </w:r>
-    </w:p>
-    <w:p>
-      <w:pPr>
-        <w:spacing w:after="0" w:before="0"/>
-      </w:pPr>
-      <w:r>
-        <w:rPr>
-          <w:b w:val="0"/>
-          <w:sz w:val="20"/>
-        </w:rPr>
-        <w:t>Positive Marks: 1</w:t>
-      </w:r>
-    </w:p>
-    <w:p>
-      <w:pPr>
-        <w:spacing w:after="160" w:before="0"/>
-      </w:pPr>
-      <w:r>
-        <w:rPr>
-          <w:b w:val="0"/>
-          <w:sz w:val="20"/>
-        </w:rPr>
-        <w:t>Negative Marks: 0.25</w:t>
-      </w:r>
-    </w:p>
-    <w:p>
-      <w:pPr>
-        <w:spacing w:after="20" w:before="120"/>
-      </w:pPr>
-      <w:r>
-        <w:rPr>
-          <w:b/>
-          <w:sz w:val="22"/>
-        </w:rPr>
-        <w:t>Question: A psychiatric patient states: 'My thoughts are being broadcasted live on television for everyone to hear.' This is termed</w:t>
-      </w:r>
-    </w:p>
-    <w:p>
-      <w:pPr>
-        <w:spacing w:after="0" w:before="0"/>
-      </w:pPr>
-      <w:r>
-        <w:rPr>
-          <w:b w:val="0"/>
-          <w:sz w:val="22"/>
-        </w:rPr>
-        <w:t>(a) Circumstantiality</w:t>
-      </w:r>
-    </w:p>
-    <w:p>
-      <w:pPr>
-        <w:spacing w:after="0" w:before="0"/>
-      </w:pPr>
-      <w:r>
-        <w:rPr>
-          <w:b w:val="0"/>
-          <w:sz w:val="22"/>
-        </w:rPr>
-        <w:t>(b) Derailment</w:t>
-      </w:r>
-    </w:p>
-    <w:p>
-      <w:pPr>
-        <w:spacing w:after="0" w:before="0"/>
-      </w:pPr>
-      <w:r>
-        <w:rPr>
-          <w:b w:val="0"/>
-          <w:sz w:val="22"/>
-        </w:rPr>
-        <w:t>(c) Thought broadcasting</w:t>
-      </w:r>
-    </w:p>
-    <w:p>
-      <w:pPr>
-        <w:spacing w:after="0" w:before="0"/>
-      </w:pPr>
-      <w:r>
-        <w:rPr>
-          <w:b w:val="0"/>
-          <w:sz w:val="22"/>
-        </w:rPr>
-        <w:t>(d) Clang association</w:t>
-      </w:r>
-    </w:p>
-    <w:p>
-      <w:pPr>
-        <w:spacing w:after="0" w:before="40"/>
-      </w:pPr>
-      <w:r>
-        <w:rPr>
-          <w:b/>
-          <w:sz w:val="22"/>
-        </w:rPr>
-        <w:t>Answer: c</w:t>
-      </w:r>
-    </w:p>
-    <w:p>
-      <w:pPr>
-        <w:spacing w:after="0" w:before="0"/>
-      </w:pPr>
-      <w:r>
-        <w:rPr>
-          <w:b w:val="0"/>
-          <w:sz w:val="21"/>
-        </w:rPr>
-        <w:t>Solution: Thought broadcasting is a positive psychotic delusion where the individual believes their private thoughts are transmitted passively into the external world.</w:t>
-      </w:r>
-    </w:p>
-    <w:p>
-      <w:pPr>
-        <w:spacing w:after="0" w:before="0"/>
-      </w:pPr>
-      <w:r>
-        <w:rPr>
-          <w:b w:val="0"/>
-          <w:sz w:val="20"/>
-        </w:rPr>
-        <w:t>Positive Marks: 1</w:t>
-      </w:r>
-    </w:p>
-    <w:p>
-      <w:pPr>
-        <w:spacing w:after="160" w:before="0"/>
-      </w:pPr>
-      <w:r>
-        <w:rPr>
-          <w:b w:val="0"/>
-          <w:sz w:val="20"/>
-        </w:rPr>
-        <w:t>Negative Marks: 0.25</w:t>
-      </w:r>
-    </w:p>
-    <w:p>
-      <w:pPr>
-        <w:spacing w:after="20" w:before="120"/>
-      </w:pPr>
-      <w:r>
-        <w:rPr>
-          <w:b/>
-          <w:sz w:val="22"/>
-        </w:rPr>
-        <w:t>Question: The most appropriate nursing intervention for a patient with epistaxis is:</w:t>
-      </w:r>
-    </w:p>
-    <w:p>
-      <w:pPr>
-        <w:spacing w:after="0" w:before="0"/>
-      </w:pPr>
-      <w:r>
-        <w:rPr>
-          <w:b w:val="0"/>
-          <w:sz w:val="22"/>
-        </w:rPr>
-        <w:t>(a) Tilt the head backwards</w:t>
-      </w:r>
-    </w:p>
-    <w:p>
-      <w:pPr>
-        <w:spacing w:after="0" w:before="0"/>
-      </w:pPr>
-      <w:r>
-        <w:rPr>
-          <w:b w:val="0"/>
-          <w:sz w:val="22"/>
-        </w:rPr>
-        <w:t>(b) Pinch the nostrils and lean forward</w:t>
-      </w:r>
-    </w:p>
-    <w:p>
-      <w:pPr>
-        <w:spacing w:after="0" w:before="0"/>
-      </w:pPr>
-      <w:r>
-        <w:rPr>
-          <w:b w:val="0"/>
-          <w:sz w:val="22"/>
-        </w:rPr>
-        <w:t>(c) Apply cold pack to the feet</w:t>
-      </w:r>
-    </w:p>
-    <w:p>
-      <w:pPr>
-        <w:spacing w:after="0" w:before="0"/>
-      </w:pPr>
-      <w:r>
-        <w:rPr>
-          <w:b w:val="0"/>
-          <w:sz w:val="22"/>
-        </w:rPr>
-        <w:t>(d) Insert a cotton plug in the ear</w:t>
-      </w:r>
-    </w:p>
-    <w:p>
-      <w:pPr>
-        <w:spacing w:after="0" w:before="40"/>
-      </w:pPr>
-      <w:r>
-        <w:rPr>
-          <w:b/>
-          <w:sz w:val="22"/>
-        </w:rPr>
-        <w:t>Answer: b</w:t>
-      </w:r>
-    </w:p>
-    <w:p>
-      <w:pPr>
-        <w:spacing w:after="0" w:before="0"/>
-      </w:pPr>
-      <w:r>
-        <w:rPr>
-          <w:b w:val="0"/>
-          <w:sz w:val="21"/>
-        </w:rPr>
-        <w:t>Solution: For epistaxis, pinch the soft part of the nostrils, lean forward and breathe through the mouth; do not tilt the head back.</w:t>
-      </w:r>
-    </w:p>
-    <w:p>
-      <w:pPr>
-        <w:spacing w:after="0" w:before="0"/>
-      </w:pPr>
-      <w:r>
-        <w:rPr>
-          <w:b w:val="0"/>
-          <w:sz w:val="20"/>
-        </w:rPr>
-        <w:t>Positive Marks: 1</w:t>
-      </w:r>
-    </w:p>
-    <w:p>
-      <w:pPr>
-        <w:spacing w:after="160" w:before="0"/>
-      </w:pPr>
-      <w:r>
-        <w:rPr>
-          <w:b w:val="0"/>
-          <w:sz w:val="20"/>
-        </w:rPr>
-        <w:t>Negative Marks: 0.25</w:t>
-      </w:r>
-    </w:p>
-    <w:p>
-      <w:pPr>
-        <w:spacing w:after="20" w:before="120"/>
-      </w:pPr>
-      <w:r>
-        <w:rPr>
-          <w:b/>
-          <w:sz w:val="22"/>
-        </w:rPr>
-        <w:t>Question: Which of the following color bag is used to discard resection of gangrene part of the patient?</w:t>
-      </w:r>
-    </w:p>
-    <w:p>
-      <w:pPr>
-        <w:spacing w:after="0" w:before="0"/>
-      </w:pPr>
-      <w:r>
-        <w:rPr>
-          <w:b w:val="0"/>
-          <w:sz w:val="22"/>
-        </w:rPr>
-        <w:t>(a) Yellow</w:t>
-      </w:r>
-    </w:p>
-    <w:p>
-      <w:pPr>
-        <w:spacing w:after="0" w:before="0"/>
-      </w:pPr>
-      <w:r>
-        <w:rPr>
-          <w:b w:val="0"/>
-          <w:sz w:val="22"/>
-        </w:rPr>
-        <w:t>(b) Black</w:t>
-      </w:r>
-    </w:p>
-    <w:p>
-      <w:pPr>
-        <w:spacing w:after="0" w:before="0"/>
-      </w:pPr>
-      <w:r>
-        <w:rPr>
-          <w:b w:val="0"/>
-          <w:sz w:val="22"/>
-        </w:rPr>
-        <w:t>(c) Blue</w:t>
-      </w:r>
-    </w:p>
-    <w:p>
-      <w:pPr>
-        <w:spacing w:after="0" w:before="0"/>
-      </w:pPr>
-      <w:r>
-        <w:rPr>
-          <w:b w:val="0"/>
-          <w:sz w:val="22"/>
-        </w:rPr>
-        <w:t>(d) Red</w:t>
-      </w:r>
-    </w:p>
-    <w:p>
-      <w:pPr>
-        <w:spacing w:after="0" w:before="40"/>
-      </w:pPr>
-      <w:r>
-        <w:rPr>
-          <w:b/>
-          <w:sz w:val="22"/>
-        </w:rPr>
-        <w:t>Answer: a</w:t>
-      </w:r>
-    </w:p>
-    <w:p>
-      <w:pPr>
-        <w:spacing w:after="0" w:before="0"/>
-      </w:pPr>
-      <w:r>
-        <w:rPr>
-          <w:b w:val="0"/>
-          <w:sz w:val="21"/>
-        </w:rPr>
-        <w:t>Solution: The color bag that is typically used to discard the resection of gangrene part of a patient is the yellow bag (Option C). The yellow bag, also known as a biohazard bag or infectious waste bag, is specifically designated for the disposal of potentially infectious materials, including tissues and body parts removed during surgical procedures. Gangrene refers to the necrosis or death of body tissue, usually due to a lack of blood supply. When a resection of gangrenous tissue is performed, the removed tissue is considered potentially infectious and should be placed in a yellow bag for proper disposal according to healthcare waste management protocols. This helps to ensure the containment and safe disposal of biohazardous materials. It is important for healthcare facilities to adhere to local regulations and guidelines for the proper handling and disposal of different types of waste.</w:t>
-      </w:r>
-    </w:p>
-    <w:p>
-      <w:pPr>
-        <w:spacing w:after="0" w:before="0"/>
-      </w:pPr>
-      <w:r>
-        <w:rPr>
-          <w:b w:val="0"/>
-          <w:sz w:val="20"/>
-        </w:rPr>
-        <w:t>Positive Marks: 1</w:t>
-      </w:r>
-    </w:p>
-    <w:p>
-      <w:pPr>
-        <w:spacing w:after="160" w:before="0"/>
-      </w:pPr>
-      <w:r>
-        <w:rPr>
-          <w:b w:val="0"/>
-          <w:sz w:val="20"/>
-        </w:rPr>
-        <w:t>Negative Marks: 0.25</w:t>
+      <w:r>
+        <w:t xml:space="preserve">Question: The normal blood pressure of a healthy adult is approximately</w:t>
+      </w:r>
+    </w:p>
+    <w:p>
+      <w:r>
+        <w:t xml:space="preserve">(a) 90/60 mmHg</w:t>
+      </w:r>
+    </w:p>
+    <w:p>
+      <w:r>
+        <w:t xml:space="preserve">(b) 120/80 mmHg</w:t>
+      </w:r>
+    </w:p>
+    <w:p>
+      <w:r>
+        <w:t xml:space="preserve">(c) 160/100 mmHg</w:t>
+      </w:r>
+    </w:p>
+    <w:p>
+      <w:r>
+        <w:t xml:space="preserve">(d) 180/110 mmHg</w:t>
+      </w:r>
+    </w:p>
+    <w:p>
+      <w:r>
+        <w:t xml:space="preserve">Answer: b</w:t>
+      </w:r>
+    </w:p>
+    <w:p>
+      <w:r>
+        <w:t xml:space="preserve">Solution: ✅ Correct Answer: b</w:t>
+      </w:r>
+    </w:p>
+    <w:p>
+      <w:r>
+        <w:t xml:space="preserve">🧠 Clinical Rationale: Normal adult blood pressure is around 120/80 mmHg — the anchor value taught in every fundamentals course.</w:t>
+      </w:r>
+    </w:p>
+    <w:p>
+      <w:r>
+        <w:t xml:space="preserve">❌ Why Not Other Options?</w:t>
+      </w:r>
+    </w:p>
+    <w:p>
+      <w:r>
+        <w:t xml:space="preserve">(a) — 90/60 mmHg is borderline hypotension, not normal.</w:t>
+      </w:r>
+    </w:p>
+    <w:p>
+      <w:r>
+        <w:t xml:space="preserve">(c) — 160/100 mmHg is stage 2 hypertension.</w:t>
+      </w:r>
+    </w:p>
+    <w:p>
+      <w:r>
+        <w:t xml:space="preserve">(d) — 180/110 mmHg is a hypertensive emergency level.</w:t>
+      </w:r>
+    </w:p>
+    <w:p>
+      <w:r>
+        <w:t xml:space="preserve">⚠️ Exam Trap: The BP cut-offs are essential — "normal 120/80; hypertension starts at 140/90; hypotension below 90/60."</w:t>
+      </w:r>
+    </w:p>
+    <w:p>
+      <w:r>
+        <w:t xml:space="preserve">💎 PNC Pearl: "120/80 is the home base; 140/90 starts hypertension, 90/60 starts hypotension."</w:t>
+      </w:r>
+    </w:p>
+    <w:p>
+      <w:r>
+        <w:t xml:space="preserve">Positive Marks: 1</w:t>
+      </w:r>
+    </w:p>
+    <w:p>
+      <w:r>
+        <w:t xml:space="preserve">Negative Marks: 0.25</w:t>
+      </w:r>
+    </w:p>
+    <w:p>
+      <w:r>
+        <w:t xml:space="preserve"/>
+      </w:r>
+    </w:p>
+    <w:p>
+      <w:r>
+        <w:t xml:space="preserve">Question: The preferred site for measuring the temperature of a newborn infant is</w:t>
+      </w:r>
+    </w:p>
+    <w:p>
+      <w:r>
+        <w:t xml:space="preserve">(a) Rectal</w:t>
+      </w:r>
+    </w:p>
+    <w:p>
+      <w:r>
+        <w:t xml:space="preserve">(b) Axillary</w:t>
+      </w:r>
+    </w:p>
+    <w:p>
+      <w:r>
+        <w:t xml:space="preserve">(c) Oral</w:t>
+      </w:r>
+    </w:p>
+    <w:p>
+      <w:r>
+        <w:t xml:space="preserve">(d) Inguinal</w:t>
+      </w:r>
+    </w:p>
+    <w:p>
+      <w:r>
+        <w:t xml:space="preserve">Answer: b</w:t>
+      </w:r>
+    </w:p>
+    <w:p>
+      <w:r>
+        <w:t xml:space="preserve">Solution: ✅ Correct Answer: b</w:t>
+      </w:r>
+    </w:p>
+    <w:p>
+      <w:r>
+        <w:t xml:space="preserve">🧠 Clinical Rationale: Axillary temperature is safe and preferred in newborns; it is non-invasive and avoids the risks of the other routes.</w:t>
+      </w:r>
+    </w:p>
+    <w:p>
+      <w:r>
+        <w:t xml:space="preserve">❌ Why Not Other Options?</w:t>
+      </w:r>
+    </w:p>
+    <w:p>
+      <w:r>
+        <w:t xml:space="preserve">(a) — Rectal measurement risks rectal perforation and is avoided in neonates.</w:t>
+      </w:r>
+    </w:p>
+    <w:p>
+      <w:r>
+        <w:t xml:space="preserve">(c) — Oral measurement is unsafe in infants who cannot hold the thermometer under the tongue.</w:t>
+      </w:r>
+    </w:p>
+    <w:p>
+      <w:r>
+        <w:t xml:space="preserve">(d) — The inguinal area is not a recognized temperature measurement site.</w:t>
+      </w:r>
+    </w:p>
+    <w:p>
+      <w:r>
+        <w:t xml:space="preserve">⚠️ Exam Trap: "Newborn temperature = axillary only." The rectal route is the most accurate in adults but is avoided in newborns — a site-vs-age contrast that is often tested.</w:t>
+      </w:r>
+    </w:p>
+    <w:p>
+      <w:r>
+        <w:t xml:space="preserve">💎 PNC Pearl: "Axilla for newborns — safe, simple, and the standard."</w:t>
+      </w:r>
+    </w:p>
+    <w:p>
+      <w:r>
+        <w:t xml:space="preserve">Positive Marks: 1</w:t>
+      </w:r>
+    </w:p>
+    <w:p>
+      <w:r>
+        <w:t xml:space="preserve">Negative Marks: 0.25</w:t>
+      </w:r>
+    </w:p>
+    <w:p>
+      <w:r>
+        <w:t xml:space="preserve"/>
+      </w:r>
+    </w:p>
+    <w:p>
+      <w:r>
+        <w:t xml:space="preserve">Question: A patient with COPD should be taught to use which breathing technique to relieve dyspnea?</w:t>
+      </w:r>
+    </w:p>
+    <w:p>
+      <w:r>
+        <w:t xml:space="preserve">(a) Pursed-lip breathing</w:t>
+      </w:r>
+    </w:p>
+    <w:p>
+      <w:r>
+        <w:t xml:space="preserve">(b) Chest breathing only</w:t>
+      </w:r>
+    </w:p>
+    <w:p>
+      <w:r>
+        <w:t xml:space="preserve">(c) Rapid shallow breathing</w:t>
+      </w:r>
+    </w:p>
+    <w:p>
+      <w:r>
+        <w:t xml:space="preserve">(d) Holding the breath</w:t>
+      </w:r>
+    </w:p>
+    <w:p>
+      <w:r>
+        <w:t xml:space="preserve">Answer: a</w:t>
+      </w:r>
+    </w:p>
+    <w:p>
+      <w:r>
+        <w:t xml:space="preserve">Solution: ✅ Correct Answer: a</w:t>
+      </w:r>
+    </w:p>
+    <w:p>
+      <w:r>
+        <w:t xml:space="preserve">🧠 Clinical Rationale: Pursed-lip breathing slows expiration and creates mild positive airway pressure that keeps small airways open — reducing air trapping and dyspnea in COPD.</w:t>
+      </w:r>
+    </w:p>
+    <w:p>
+      <w:r>
+        <w:t xml:space="preserve">❌ Why Not Other Options?</w:t>
+      </w:r>
+    </w:p>
+    <w:p>
+      <w:r>
+        <w:t xml:space="preserve">(b) — Chest (upper thoracic) breathing is inefficient and increases work of breathing.</w:t>
+      </w:r>
+    </w:p>
+    <w:p>
+      <w:r>
+        <w:t xml:space="preserve">(c) — Rapid shallow breathing worsens air trapping and dead-space ventilation.</w:t>
+      </w:r>
+    </w:p>
+    <w:p>
+      <w:r>
+        <w:t xml:space="preserve">(d) — Breath-holding raises CO2 and worsens gas exchange.</w:t>
+      </w:r>
+    </w:p>
+    <w:p>
+      <w:r>
+        <w:t xml:space="preserve">⚠️ Exam Trap: "Pursed-lip + diaphragmatic breathing = the COPD breathing pair" — inhale through the nose, exhale slowly through pursed lips (about twice as long as the inhale).</w:t>
+      </w:r>
+    </w:p>
+    <w:p>
+      <w:r>
+        <w:t xml:space="preserve">💎 PNC Pearl: "Purse the lips, slow the exhale — positive pressure keeps the tiny airways open."</w:t>
+      </w:r>
+    </w:p>
+    <w:p>
+      <w:r>
+        <w:t xml:space="preserve">Positive Marks: 1</w:t>
+      </w:r>
+    </w:p>
+    <w:p>
+      <w:r>
+        <w:t xml:space="preserve">Negative Marks: 0.25</w:t>
+      </w:r>
+    </w:p>
+    <w:p>
+      <w:r>
+        <w:t xml:space="preserve"/>
+      </w:r>
+    </w:p>
+    <w:p>
+      <w:r>
+        <w:t xml:space="preserve">Question: The first fetal movements felt by the mother (quickening) are usually perceived at</w:t>
+      </w:r>
+    </w:p>
+    <w:p>
+      <w:r>
+        <w:t xml:space="preserve">(a) 8-10 weeks</w:t>
+      </w:r>
+    </w:p>
+    <w:p>
+      <w:r>
+        <w:t xml:space="preserve">(b) 12-14 weeks</w:t>
+      </w:r>
+    </w:p>
+    <w:p>
+      <w:r>
+        <w:t xml:space="preserve">(c) 16-20 weeks</w:t>
+      </w:r>
+    </w:p>
+    <w:p>
+      <w:r>
+        <w:t xml:space="preserve">(d) 32-36 weeks</w:t>
+      </w:r>
+    </w:p>
+    <w:p>
+      <w:r>
+        <w:t xml:space="preserve">Answer: c</w:t>
+      </w:r>
+    </w:p>
+    <w:p>
+      <w:r>
+        <w:t xml:space="preserve">Solution: ✅ Correct Answer: c</w:t>
+      </w:r>
+    </w:p>
+    <w:p>
+      <w:r>
+        <w:t xml:space="preserve">🧠 Clinical Rationale: Quickening is felt around 16-20 weeks of gestation — earlier in multigravidas who recognize the sensation, later in primigravidas.</w:t>
+      </w:r>
+    </w:p>
+    <w:p>
+      <w:r>
+        <w:t xml:space="preserve">❌ Why Not Other Options?</w:t>
+      </w:r>
+    </w:p>
+    <w:p>
+      <w:r>
+        <w:t xml:space="preserve">(a) — At 8-10 weeks the embryo is far too small for movements to be felt.</w:t>
+      </w:r>
+    </w:p>
+    <w:p>
+      <w:r>
+        <w:t xml:space="preserve">(b) — 12-14 weeks is still too early for perception.</w:t>
+      </w:r>
+    </w:p>
+    <w:p>
+      <w:r>
+        <w:t xml:space="preserve">(d) — 32-36 weeks is when fetal movements are strong and frequent — long after quickening.</w:t>
+      </w:r>
+    </w:p>
+    <w:p>
+      <w:r>
+        <w:t xml:space="preserve">⚠️ Exam Trap: Pair quickening (16-20 weeks) with "fetal heart audible by stethoscope at 20 weeks" — two gestational landmarks often asked together.</w:t>
+      </w:r>
+    </w:p>
+    <w:p>
+      <w:r>
+        <w:t xml:space="preserve">💎 PNC Pearl: "Quickening at 16-20 weeks — the mother feels life; the stethoscope hears the heart at 20."</w:t>
+      </w:r>
+    </w:p>
+    <w:p>
+      <w:r>
+        <w:t xml:space="preserve">Positive Marks: 1</w:t>
+      </w:r>
+    </w:p>
+    <w:p>
+      <w:r>
+        <w:t xml:space="preserve">Negative Marks: 0.25</w:t>
+      </w:r>
+    </w:p>
+    <w:p>
+      <w:r>
+        <w:t xml:space="preserve"/>
+      </w:r>
+    </w:p>
+    <w:p>
+      <w:r>
+        <w:t xml:space="preserve">Question: Vitamin K is administered to all newborns soon after birth to prevent</w:t>
+      </w:r>
+    </w:p>
+    <w:p>
+      <w:r>
+        <w:t xml:space="preserve">(a) Hemorrhagic disease of the newborn</w:t>
+      </w:r>
+    </w:p>
+    <w:p>
+      <w:r>
+        <w:t xml:space="preserve">(b) Neonatal jaundice only</w:t>
+      </w:r>
+    </w:p>
+    <w:p>
+      <w:r>
+        <w:t xml:space="preserve">(c) Respiratory distress syndrome</w:t>
+      </w:r>
+    </w:p>
+    <w:p>
+      <w:r>
+        <w:t xml:space="preserve">(d) Umbilical sepsis</w:t>
+      </w:r>
+    </w:p>
+    <w:p>
+      <w:r>
+        <w:t xml:space="preserve">Answer: a</w:t>
+      </w:r>
+    </w:p>
+    <w:p>
+      <w:r>
+        <w:t xml:space="preserve">Solution: ✅ Correct Answer: a</w:t>
+      </w:r>
+    </w:p>
+    <w:p>
+      <w:r>
+        <w:t xml:space="preserve">🧠 Clinical Rationale: The newborn gut is sterile and cannot synthesize vitamin K, so a prophylactic IM dose prevents vitamin K deficiency bleeding (hemorrhagic disease of the newborn).</w:t>
+      </w:r>
+    </w:p>
+    <w:p>
+      <w:r>
+        <w:t xml:space="preserve">❌ Why Not Other Options?</w:t>
+      </w:r>
+    </w:p>
+    <w:p>
+      <w:r>
+        <w:t xml:space="preserve">(b) — Neonatal jaundice is from bilirubin metabolism, not prevented by vitamin K.</w:t>
+      </w:r>
+    </w:p>
+    <w:p>
+      <w:r>
+        <w:t xml:space="preserve">(c) — Respiratory distress syndrome is surfactant deficiency in preterm infants.</w:t>
+      </w:r>
+    </w:p>
+    <w:p>
+      <w:r>
+        <w:t xml:space="preserve">(d) — Umbilical sepsis is a bacterial infection, unrelated to vitamin K.</w:t>
+      </w:r>
+    </w:p>
+    <w:p>
+      <w:r>
+        <w:t xml:space="preserve">⚠️ Exam Trap: Distinguish the birth doses — "vitamin K = prevents bleeding; HepB-0 = prevents infection." Both are given at birth but for completely different purposes.</w:t>
+      </w:r>
+    </w:p>
+    <w:p>
+      <w:r>
+        <w:t xml:space="preserve">💎 PNC Pearl: "Vitamin K at birth stops the bleeding; HepB at birth stops the virus."</w:t>
+      </w:r>
+    </w:p>
+    <w:p>
+      <w:r>
+        <w:t xml:space="preserve">Positive Marks: 1</w:t>
+      </w:r>
+    </w:p>
+    <w:p>
+      <w:r>
+        <w:t xml:space="preserve">Negative Marks: 0.25</w:t>
+      </w:r>
+    </w:p>
+    <w:p>
+      <w:r>
+        <w:t xml:space="preserve"/>
+      </w:r>
+    </w:p>
+    <w:p>
+      <w:r>
+        <w:t xml:space="preserve">Question: The most common cause of relapse in a patient with schizophrenia is</w:t>
+      </w:r>
+    </w:p>
+    <w:p>
+      <w:r>
+        <w:t xml:space="preserve">(a) Non-compliance with antipsychotic medication</w:t>
+      </w:r>
+    </w:p>
+    <w:p>
+      <w:r>
+        <w:t xml:space="preserve">(b) Excessive sleep</w:t>
+      </w:r>
+    </w:p>
+    <w:p>
+      <w:r>
+        <w:t xml:space="preserve">(c) High protein diet</w:t>
+      </w:r>
+    </w:p>
+    <w:p>
+      <w:r>
+        <w:t xml:space="preserve">(d) Regular exercise</w:t>
+      </w:r>
+    </w:p>
+    <w:p>
+      <w:r>
+        <w:t xml:space="preserve">Answer: a</w:t>
+      </w:r>
+    </w:p>
+    <w:p>
+      <w:r>
+        <w:t xml:space="preserve">Solution: ✅ Correct Answer: a</w:t>
+      </w:r>
+    </w:p>
+    <w:p>
+      <w:r>
+        <w:t xml:space="preserve">🧠 Clinical Rationale: Stopping or irregularly taking antipsychotics is the leading cause of relapse in schizophrenia — adherence support is therefore central to care.</w:t>
+      </w:r>
+    </w:p>
+    <w:p>
+      <w:r>
+        <w:t xml:space="preserve">❌ Why Not Other Options?</w:t>
+      </w:r>
+    </w:p>
+    <w:p>
+      <w:r>
+        <w:t xml:space="preserve">(b) — Excessive sleep does not trigger psychotic relapse.</w:t>
+      </w:r>
+    </w:p>
+    <w:p>
+      <w:r>
+        <w:t xml:space="preserve">(c) — Diet does not cause relapse in schizophrenia.</w:t>
+      </w:r>
+    </w:p>
+    <w:p>
+      <w:r>
+        <w:t xml:space="preserve">(d) — Regular exercise is protective, not a relapse cause.</w:t>
+      </w:r>
+    </w:p>
+    <w:p>
+      <w:r>
+        <w:t xml:space="preserve">⚠️ Exam Trap: "Relapse in schizophrenia = missed medication." The nurse's role is teaching the patient and family to continue the drug even when symptoms improve.</w:t>
+      </w:r>
+    </w:p>
+    <w:p>
+      <w:r>
+        <w:t xml:space="preserve">💎 PNC Pearl: "The pill keeps the psychosis away — adherence is the relapse vaccine."</w:t>
+      </w:r>
+    </w:p>
+    <w:p>
+      <w:r>
+        <w:t xml:space="preserve">Positive Marks: 1</w:t>
+      </w:r>
+    </w:p>
+    <w:p>
+      <w:r>
+        <w:t xml:space="preserve">Negative Marks: 0.25</w:t>
+      </w:r>
+    </w:p>
+    <w:p>
+      <w:r>
+        <w:t xml:space="preserve"/>
+      </w:r>
+    </w:p>
+    <w:p>
+      <w:r>
+        <w:t xml:space="preserve">Question: As per the Universal Immunization Programme, the DPT vaccine is given at</w:t>
+      </w:r>
+    </w:p>
+    <w:p>
+      <w:r>
+        <w:t xml:space="preserve">(a) Birth</w:t>
+      </w:r>
+    </w:p>
+    <w:p>
+      <w:r>
+        <w:t xml:space="preserve">(b) 6, 10 and 14 weeks</w:t>
+      </w:r>
+    </w:p>
+    <w:p>
+      <w:r>
+        <w:t xml:space="preserve">(c) 1 and 5 years only</w:t>
+      </w:r>
+    </w:p>
+    <w:p>
+      <w:r>
+        <w:t xml:space="preserve">(d) 10 years</w:t>
+      </w:r>
+    </w:p>
+    <w:p>
+      <w:r>
+        <w:t xml:space="preserve">Answer: b</w:t>
+      </w:r>
+    </w:p>
+    <w:p>
+      <w:r>
+        <w:t xml:space="preserve">Solution: ✅ Correct Answer: b</w:t>
+      </w:r>
+    </w:p>
+    <w:p>
+      <w:r>
+        <w:t xml:space="preserve">🧠 Clinical Rationale: DPT primary doses are given at 6, 10, and 14 weeks of age, with boosters at 16-24 months and 5 years.</w:t>
+      </w:r>
+    </w:p>
+    <w:p>
+      <w:r>
+        <w:t xml:space="preserve">❌ Why Not Other Options?</w:t>
+      </w:r>
+    </w:p>
+    <w:p>
+      <w:r>
+        <w:t xml:space="preserve">(a) — Birth doses are BCG, OPV-0, and HepB-0 — not DPT.</w:t>
+      </w:r>
+    </w:p>
+    <w:p>
+      <w:r>
+        <w:t xml:space="preserve">(c) — 1 and 5 years are BOOSTER times, not the primary series.</w:t>
+      </w:r>
+    </w:p>
+    <w:p>
+      <w:r>
+        <w:t xml:space="preserve">(d) — 10 years is the Td booster time, not a DPT primary dose.</w:t>
+      </w:r>
+    </w:p>
+    <w:p>
+      <w:r>
+        <w:t xml:space="preserve">⚠️ Exam Trap: "Primary DPT = 6, 10, 14 weeks" — the 6-10-14 rhythm is a must-know immunization schedule fact.</w:t>
+      </w:r>
+    </w:p>
+    <w:p>
+      <w:r>
+        <w:t xml:space="preserve">💎 PNC Pearl: "DPT at 6-10-14 weeks; birth belongs to BCG, OPV-0, HepB-0."</w:t>
+      </w:r>
+    </w:p>
+    <w:p>
+      <w:r>
+        <w:t xml:space="preserve">Positive Marks: 1</w:t>
+      </w:r>
+    </w:p>
+    <w:p>
+      <w:r>
+        <w:t xml:space="preserve">Negative Marks: 0.25</w:t>
+      </w:r>
+    </w:p>
+    <w:p>
+      <w:r>
+        <w:t xml:space="preserve"/>
+      </w:r>
+    </w:p>
+    <w:p>
+      <w:r>
+        <w:t xml:space="preserve">Question: The nurse should withhold digoxin and notify the physician if the adult patient's apical pulse is</w:t>
+      </w:r>
+    </w:p>
+    <w:p>
+      <w:r>
+        <w:t xml:space="preserve">(a) Above 100 beats per minute</w:t>
+      </w:r>
+    </w:p>
+    <w:p>
+      <w:r>
+        <w:t xml:space="preserve">(b) Below 60 beats per minute</w:t>
+      </w:r>
+    </w:p>
+    <w:p>
+      <w:r>
+        <w:t xml:space="preserve">(c) Exactly 72 beats per minute</w:t>
+      </w:r>
+    </w:p>
+    <w:p>
+      <w:r>
+        <w:t xml:space="preserve">(d) Regular at 80 beats per minute</w:t>
+      </w:r>
+    </w:p>
+    <w:p>
+      <w:r>
+        <w:t xml:space="preserve">Answer: b</w:t>
+      </w:r>
+    </w:p>
+    <w:p>
+      <w:r>
+        <w:t xml:space="preserve">Solution: ✅ Correct Answer: b</w:t>
+      </w:r>
+    </w:p>
+    <w:p>
+      <w:r>
+        <w:t xml:space="preserve">🧠 Clinical Rationale: Digoxin slows the heart and increases contractility; an apical pulse below 60 bpm in adults signals excessive slowing, so the dose is held and the physician notified.</w:t>
+      </w:r>
+    </w:p>
+    <w:p>
+      <w:r>
+        <w:t xml:space="preserve">❌ Why Not Other Options?</w:t>
+      </w:r>
+    </w:p>
+    <w:p>
+      <w:r>
+        <w:t xml:space="preserve">(a) — Tachycardia is not a reason to hold digoxin (it is the drug's therapeutic effect on rate).</w:t>
+      </w:r>
+    </w:p>
+    <w:p>
+      <w:r>
+        <w:t xml:space="preserve">(c) — 72 bpm is a normal rate — the dose is given.</w:t>
+      </w:r>
+    </w:p>
+    <w:p>
+      <w:r>
+        <w:t xml:space="preserve">(d) — A regular 80 bpm is normal and safe to proceed.</w:t>
+      </w:r>
+    </w:p>
+    <w:p>
+      <w:r>
+        <w:t xml:space="preserve">⚠️ Exam Trap: "Digoxin: hold if apical pulse &lt; 60 bpm in adults." Also check potassium — hypokalemia potentiates digoxin toxicity (arrhythmias, yellow-green vision).</w:t>
+      </w:r>
+    </w:p>
+    <w:p>
+      <w:r>
+        <w:t xml:space="preserve">💎 PNC Pearl: "Hold digoxin below 60 — count a full apical minute before every dose."</w:t>
+      </w:r>
+    </w:p>
+    <w:p>
+      <w:r>
+        <w:t xml:space="preserve">Positive Marks: 1</w:t>
+      </w:r>
+    </w:p>
+    <w:p>
+      <w:r>
+        <w:t xml:space="preserve">Negative Marks: 0.25</w:t>
+      </w:r>
+    </w:p>
+    <w:p>
+      <w:r>
+        <w:t xml:space="preserve"/>
+      </w:r>
+    </w:p>
+    <w:p>
+      <w:r>
+        <w:t xml:space="preserve">Question: The earliest sign of increased intracranial pressure is</w:t>
+      </w:r>
+    </w:p>
+    <w:p>
+      <w:r>
+        <w:t xml:space="preserve">(a) A change in the level of consciousness</w:t>
+      </w:r>
+    </w:p>
+    <w:p>
+      <w:r>
+        <w:t xml:space="preserve">(b) Fixed dilated pupils</w:t>
+      </w:r>
+    </w:p>
+    <w:p>
+      <w:r>
+        <w:t xml:space="preserve">(c) Decerebrate posturing</w:t>
+      </w:r>
+    </w:p>
+    <w:p>
+      <w:r>
+        <w:t xml:space="preserve">(d) Cushing's triad</w:t>
+      </w:r>
+    </w:p>
+    <w:p>
+      <w:r>
+        <w:t xml:space="preserve">Answer: a</w:t>
+      </w:r>
+    </w:p>
+    <w:p>
+      <w:r>
+        <w:t xml:space="preserve">Solution: ✅ Correct Answer: a</w:t>
+      </w:r>
+    </w:p>
+    <w:p>
+      <w:r>
+        <w:t xml:space="preserve">🧠 Clinical Rationale: Restlessness, drowsiness, and confusion — a change in the level of consciousness — appear FIRST in raised ICP because the cerebral cortex is the most pressure-sensitive tissue.</w:t>
+      </w:r>
+    </w:p>
+    <w:p>
+      <w:r>
+        <w:t xml:space="preserve">❌ Why Not Other Options?</w:t>
+      </w:r>
+    </w:p>
+    <w:p>
+      <w:r>
+        <w:t xml:space="preserve">(b) — Fixed dilated pupils are a LATE, ominous sign (herniation).</w:t>
+      </w:r>
+    </w:p>
+    <w:p>
+      <w:r>
+        <w:t xml:space="preserve">(c) — Decerebrate posturing is a late sign of severe brainstem involvement.</w:t>
+      </w:r>
+    </w:p>
+    <w:p>
+      <w:r>
+        <w:t xml:space="preserve">(d) — Cushing's triad (hypertension, bradycardia, irregular respirations) is a late compensatory sign.</w:t>
+      </w:r>
+    </w:p>
+    <w:p>
+      <w:r>
+        <w:t xml:space="preserve">⚠️ Exam Trap: The early-late distinction is a favourite critical care question — "LOC change = first sign; Cushing's triad + fixed pupils = late signs."</w:t>
+      </w:r>
+    </w:p>
+    <w:p>
+      <w:r>
+        <w:t xml:space="preserve">💎 PNC Pearl: "The first thing ICP takes is consciousness; the last thing it takes is the pupil."</w:t>
+      </w:r>
+    </w:p>
+    <w:p>
+      <w:r>
+        <w:t xml:space="preserve">Positive Marks: 1</w:t>
+      </w:r>
+    </w:p>
+    <w:p>
+      <w:r>
+        <w:t xml:space="preserve">Negative Marks: 0.25</w:t>
+      </w:r>
+    </w:p>
+    <w:p>
+      <w:r>
+        <w:t xml:space="preserve"/>
+      </w:r>
+    </w:p>
+    <w:p>
+      <w:r>
+        <w:t xml:space="preserve">Question: Scabies is caused by</w:t>
+      </w:r>
+    </w:p>
+    <w:p>
+      <w:r>
+        <w:t xml:space="preserve">(a) Sarcoptes scabiei mite</w:t>
+      </w:r>
+    </w:p>
+    <w:p>
+      <w:r>
+        <w:t xml:space="preserve">(b) Pediculus humanus</w:t>
+      </w:r>
+    </w:p>
+    <w:p>
+      <w:r>
+        <w:t xml:space="preserve">(c) Dermatophytes</w:t>
+      </w:r>
+    </w:p>
+    <w:p>
+      <w:r>
+        <w:t xml:space="preserve">(d) Streptococcus pyogenes</w:t>
+      </w:r>
+    </w:p>
+    <w:p>
+      <w:r>
+        <w:t xml:space="preserve">Answer: a</w:t>
+      </w:r>
+    </w:p>
+    <w:p>
+      <w:r>
+        <w:t xml:space="preserve">Solution: ✅ Correct Answer: a</w:t>
+      </w:r>
+    </w:p>
+    <w:p>
+      <w:r>
+        <w:t xml:space="preserve">🧠 Clinical Rationale: The Sarcoptes scabiei mite burrows into the epidermis, laying eggs and causing intense itching that worsens at night — typically in finger web spaces and flexures.</w:t>
+      </w:r>
+    </w:p>
+    <w:p>
+      <w:r>
+        <w:t xml:space="preserve">❌ Why Not Other Options?</w:t>
+      </w:r>
+    </w:p>
+    <w:p>
+      <w:r>
+        <w:t xml:space="preserve">(b) — Pediculus humanus is the louse, causing pediculosis (head/body lice).</w:t>
+      </w:r>
+    </w:p>
+    <w:p>
+      <w:r>
+        <w:t xml:space="preserve">(c) — Dermatophytes (fungi) cause ringworm (tinea).</w:t>
+      </w:r>
+    </w:p>
+    <w:p>
+      <w:r>
+        <w:t xml:space="preserve">(d) — Streptococcus pyogenes causes bacterial infections like impetigo and cellulitis.</w:t>
+      </w:r>
+    </w:p>
+    <w:p>
+      <w:r>
+        <w:t xml:space="preserve">⚠️ Exam Trap: Parasite-disease matching is exam gold — "scabies = Sarcoptes mite, itch worse at night, web spaces; lice = Pediculus; ringworm = fungus."</w:t>
+      </w:r>
+    </w:p>
+    <w:p>
+      <w:r>
+        <w:t xml:space="preserve">💎 PNC Pearl: "Sarcoptes burrows, itches at night, loves web spaces — treat contacts too, not just the patient."</w:t>
+      </w:r>
+    </w:p>
+    <w:p>
+      <w:r>
+        <w:t xml:space="preserve">Positive Marks: 1</w:t>
+      </w:r>
+    </w:p>
+    <w:p>
+      <w:r>
+        <w:t xml:space="preserve">Negative Marks: 0.25</w:t>
+      </w:r>
+    </w:p>
+    <w:p>
+      <w:r>
+        <w:t xml:space="preserve">Question: A patient with hyperthyroidism is most likely to present with</w:t>
+      </w:r>
+    </w:p>
+    <w:p>
+      <w:r>
+        <w:t xml:space="preserve">(a) Weight gain and cold intolerance</w:t>
+      </w:r>
+    </w:p>
+    <w:p>
+      <w:r>
+        <w:t xml:space="preserve">(b) Weight loss, tachycardia and heat intolerance</w:t>
+      </w:r>
+    </w:p>
+    <w:p>
+      <w:r>
+        <w:t xml:space="preserve">(c) Bradycardia and constipation</w:t>
+      </w:r>
+    </w:p>
+    <w:p>
+      <w:r>
+        <w:t xml:space="preserve">(d) Dry skin and hair loss</w:t>
+      </w:r>
+    </w:p>
+    <w:p>
+      <w:r>
+        <w:t xml:space="preserve">Answer: b</w:t>
+      </w:r>
+    </w:p>
+    <w:p>
+      <w:r>
+        <w:t xml:space="preserve">Solution: ✅ Correct Answer: b</w:t>
+      </w:r>
+    </w:p>
+    <w:p>
+      <w:r>
+        <w:t xml:space="preserve">🧠 Clinical Rationale: Hyperthyroidism accelerates metabolism — weight loss despite good appetite, tachycardia, heat intolerance, tremors, sweating, and sometimes exophthalmos.</w:t>
+      </w:r>
+    </w:p>
+    <w:p>
+      <w:r>
+        <w:t xml:space="preserve">❌ Why Not Other Options?</w:t>
+      </w:r>
+    </w:p>
+    <w:p>
+      <w:r>
+        <w:t xml:space="preserve">(a) — Weight gain with cold intolerance is HYPOTHYROIDISM.</w:t>
+      </w:r>
+    </w:p>
+    <w:p>
+      <w:r>
+        <w:t xml:space="preserve">(c) — Bradycardia with constipation is hypothyroidism (slow everything).</w:t>
+      </w:r>
+    </w:p>
+    <w:p>
+      <w:r>
+        <w:t xml:space="preserve">(d) — Dry skin and hair loss are hypothyroid features.</w:t>
+      </w:r>
+    </w:p>
+    <w:p>
+      <w:r>
+        <w:t xml:space="preserve">⚠️ Exam Trap: The thyroid mirror — "hyper = hot, fast, thin; hypo = cold, slow, heavy." Hyperthyroidism is the overdrive state.</w:t>
+      </w:r>
+    </w:p>
+    <w:p>
+      <w:r>
+        <w:t xml:space="preserve">💎 PNC Pearl: "Hyper = revved engine (fast heart, thin, hot); Hypo = cold engine (slow heart, heavy, cold)."</w:t>
+      </w:r>
+    </w:p>
+    <w:p>
+      <w:r>
+        <w:t xml:space="preserve">Positive Marks: 1</w:t>
+      </w:r>
+    </w:p>
+    <w:p>
+      <w:r>
+        <w:t xml:space="preserve">Negative Marks: 0.25</w:t>
+      </w:r>
+    </w:p>
+    <w:p>
+      <w:r>
+        <w:t xml:space="preserve"/>
+      </w:r>
+    </w:p>
+    <w:p>
+      <w:r>
+        <w:t xml:space="preserve">Question: The fluid of choice for resuscitation of a patient with major burns is</w:t>
+      </w:r>
+    </w:p>
+    <w:p>
+      <w:r>
+        <w:t xml:space="preserve">(a) 5% dextrose in water</w:t>
+      </w:r>
+    </w:p>
+    <w:p>
+      <w:r>
+        <w:t xml:space="preserve">(b) Ringer's lactate</w:t>
+      </w:r>
+    </w:p>
+    <w:p>
+      <w:r>
+        <w:t xml:space="preserve">(c) 0.9% saline only</w:t>
+      </w:r>
+    </w:p>
+    <w:p>
+      <w:r>
+        <w:t xml:space="preserve">(d) Whole blood</w:t>
+      </w:r>
+    </w:p>
+    <w:p>
+      <w:r>
+        <w:t xml:space="preserve">Answer: b</w:t>
+      </w:r>
+    </w:p>
+    <w:p>
+      <w:r>
+        <w:t xml:space="preserve">Solution: ✅ Correct Answer: b</w:t>
+      </w:r>
+    </w:p>
+    <w:p>
+      <w:r>
+        <w:t xml:space="preserve">🧠 Clinical Rationale: Ringer's lactate is the crystalloid of choice for burn resuscitation — given by the Parkland formula (4 mL × kg × %TBSA in the first 24 hours, half in the first 8 hours).</w:t>
+      </w:r>
+    </w:p>
+    <w:p>
+      <w:r>
+        <w:t xml:space="preserve">❌ Why Not Other Options?</w:t>
+      </w:r>
+    </w:p>
+    <w:p>
+      <w:r>
+        <w:t xml:space="preserve">(a) — 5% dextrose water is not a volume expander and worsens hyponatremia.</w:t>
+      </w:r>
+    </w:p>
+    <w:p>
+      <w:r>
+        <w:t xml:space="preserve">(c) — Normal saline alone can cause hyperchloremic acidosis with large volumes.</w:t>
+      </w:r>
+    </w:p>
+    <w:p>
+      <w:r>
+        <w:t xml:space="preserve">(d) — Blood is reserved for anemia later, not early resuscitation.</w:t>
+      </w:r>
+    </w:p>
+    <w:p>
+      <w:r>
+        <w:t xml:space="preserve">⚠️ Exam Trap: "Parkland = 4 mL × kg × %TBSA, half in the first 8 hours; Ringer's lactate is the standard burn fluid."</w:t>
+      </w:r>
+    </w:p>
+    <w:p>
+      <w:r>
+        <w:t xml:space="preserve">💎 PNC Pearl: "Burns → Ringer's lactate, 4 mL per kg per %TBSA — half of it in the first 8 hours."</w:t>
+      </w:r>
+    </w:p>
+    <w:p>
+      <w:r>
+        <w:t xml:space="preserve">Positive Marks: 1</w:t>
+      </w:r>
+    </w:p>
+    <w:p>
+      <w:r>
+        <w:t xml:space="preserve">Negative Marks: 0.25</w:t>
+      </w:r>
+    </w:p>
+    <w:p>
+      <w:r>
+        <w:t xml:space="preserve"/>
+      </w:r>
+    </w:p>
+    <w:p>
+      <w:r>
+        <w:t xml:space="preserve">Question: After total hip replacement surgery, the nurse should keep the affected leg</w:t>
+      </w:r>
+    </w:p>
+    <w:p>
+      <w:r>
+        <w:t xml:space="preserve">(a) In adduction with the hip flexed</w:t>
+      </w:r>
+    </w:p>
+    <w:p>
+      <w:r>
+        <w:t xml:space="preserve">(b) Abducted with an abductor pillow</w:t>
+      </w:r>
+    </w:p>
+    <w:p>
+      <w:r>
+        <w:t xml:space="preserve">(c) Crossed over the other leg</w:t>
+      </w:r>
+    </w:p>
+    <w:p>
+      <w:r>
+        <w:t xml:space="preserve">(d) In internal rotation</w:t>
+      </w:r>
+    </w:p>
+    <w:p>
+      <w:r>
+        <w:t xml:space="preserve">Answer: b</w:t>
+      </w:r>
+    </w:p>
+    <w:p>
+      <w:r>
+        <w:t xml:space="preserve">Solution: ✅ Correct Answer: b</w:t>
+      </w:r>
+    </w:p>
+    <w:p>
+      <w:r>
+        <w:t xml:space="preserve">🧠 Clinical Rationale: The new hip dislocates most easily with adduction, flexion beyond 90°, or internal rotation — so the leg is kept ABDUCTED with an abductor pillow and in neutral rotation.</w:t>
+      </w:r>
+    </w:p>
+    <w:p>
+      <w:r>
+        <w:t xml:space="preserve">❌ Why Not Other Options?</w:t>
+      </w:r>
+    </w:p>
+    <w:p>
+      <w:r>
+        <w:t xml:space="preserve">(a) — Adduction with flexion is exactly the dislocation position — forbidden.</w:t>
+      </w:r>
+    </w:p>
+    <w:p>
+      <w:r>
+        <w:t xml:space="preserve">(c) — Crossing the legs adducts the hip — prohibited.</w:t>
+      </w:r>
+    </w:p>
+    <w:p>
+      <w:r>
+        <w:t xml:space="preserve">(d) — Internal rotation stresses the new joint — avoided.</w:t>
+      </w:r>
+    </w:p>
+    <w:p>
+      <w:r>
+        <w:t xml:space="preserve">⚠️ Exam Trap: THR precautions — "no adduction, no flexion beyond 90°, no internal rotation." The abductor pillow enforces the safe position.</w:t>
+      </w:r>
+    </w:p>
+    <w:p>
+      <w:r>
+        <w:t xml:space="preserve">💎 PNC Pearl: "After hip replacement: keep the knee apart from the other knee — abduct, don't cross."</w:t>
+      </w:r>
+    </w:p>
+    <w:p>
+      <w:r>
+        <w:t xml:space="preserve">Positive Marks: 1</w:t>
+      </w:r>
+    </w:p>
+    <w:p>
+      <w:r>
+        <w:t xml:space="preserve">Negative Marks: 0.25</w:t>
+      </w:r>
+    </w:p>
+    <w:p>
+      <w:r>
+        <w:t xml:space="preserve"/>
+      </w:r>
+    </w:p>
+    <w:p>
+      <w:r>
+        <w:t xml:space="preserve">Question: The normal 24-hour urine output of an adult is approximately</w:t>
+      </w:r>
+    </w:p>
+    <w:p>
+      <w:r>
+        <w:t xml:space="preserve">(a) 100-200 mL</w:t>
+      </w:r>
+    </w:p>
+    <w:p>
+      <w:r>
+        <w:t xml:space="preserve">(b) 1000-2000 mL</w:t>
+      </w:r>
+    </w:p>
+    <w:p>
+      <w:r>
+        <w:t xml:space="preserve">(c) 3000-4000 mL</w:t>
+      </w:r>
+    </w:p>
+    <w:p>
+      <w:r>
+        <w:t xml:space="preserve">(d) 5000-6000 mL</w:t>
+      </w:r>
+    </w:p>
+    <w:p>
+      <w:r>
+        <w:t xml:space="preserve">Answer: b</w:t>
+      </w:r>
+    </w:p>
+    <w:p>
+      <w:r>
+        <w:t xml:space="preserve">Solution: ✅ Correct Answer: b</w:t>
+      </w:r>
+    </w:p>
+    <w:p>
+      <w:r>
+        <w:t xml:space="preserve">🧠 Clinical Rationale: Normal adult urine output is 1000-2000 mL/day, varying with fluid intake and insensible losses.</w:t>
+      </w:r>
+    </w:p>
+    <w:p>
+      <w:r>
+        <w:t xml:space="preserve">❌ Why Not Other Options?</w:t>
+      </w:r>
+    </w:p>
+    <w:p>
+      <w:r>
+        <w:t xml:space="preserve">(a) — 100-200 mL/day is severe oliguria/anuria.</w:t>
+      </w:r>
+    </w:p>
+    <w:p>
+      <w:r>
+        <w:t xml:space="preserve">(c) — 3000-4000 mL/day is polyuria range.</w:t>
+      </w:r>
+    </w:p>
+    <w:p>
+      <w:r>
+        <w:t xml:space="preserve">(d) — 5000-6000 mL/day is marked polyuria (diabetes insipidus range).</w:t>
+      </w:r>
+    </w:p>
+    <w:p>
+      <w:r>
+        <w:t xml:space="preserve">⚠️ Exam Trap: Output thresholds — "oliguria &lt; 400 mL/day (&lt;30 mL/hr), anuria &lt; 100 mL/day, polyuria &gt; 2500 mL/day."</w:t>
+      </w:r>
+    </w:p>
+    <w:p>
+      <w:r>
+        <w:t xml:space="preserve">💎 PNC Pearl: "1-2 liters a day is the kidney's normal rhythm; below 400 = oliguria, above 2.5 L = polyuria."</w:t>
+      </w:r>
+    </w:p>
+    <w:p>
+      <w:r>
+        <w:t xml:space="preserve">Positive Marks: 1</w:t>
+      </w:r>
+    </w:p>
+    <w:p>
+      <w:r>
+        <w:t xml:space="preserve">Negative Marks: 0.25</w:t>
+      </w:r>
+    </w:p>
+    <w:p>
+      <w:r>
+        <w:t xml:space="preserve"/>
+      </w:r>
+    </w:p>
+    <w:p>
+      <w:r>
+        <w:t xml:space="preserve">Question: The hormone that stimulates uterine contractions during labor is</w:t>
+      </w:r>
+    </w:p>
+    <w:p>
+      <w:r>
+        <w:t xml:space="preserve">(a) Prolactin</w:t>
+      </w:r>
+    </w:p>
+    <w:p>
+      <w:r>
+        <w:t xml:space="preserve">(b) Oxytocin</w:t>
+      </w:r>
+    </w:p>
+    <w:p>
+      <w:r>
+        <w:t xml:space="preserve">(c) Estrogen</w:t>
+      </w:r>
+    </w:p>
+    <w:p>
+      <w:r>
+        <w:t xml:space="preserve">(d) Progesterone</w:t>
+      </w:r>
+    </w:p>
+    <w:p>
+      <w:r>
+        <w:t xml:space="preserve">Answer: b</w:t>
+      </w:r>
+    </w:p>
+    <w:p>
+      <w:r>
+        <w:t xml:space="preserve">Solution: ✅ Correct Answer: b</w:t>
+      </w:r>
+    </w:p>
+    <w:p>
+      <w:r>
+        <w:t xml:space="preserve">🧠 Clinical Rationale: Oxytocin — released from the posterior pituitary — stimulates rhythmic uterine contractions in labor and causes milk ejection (let-down) during breastfeeding.</w:t>
+      </w:r>
+    </w:p>
+    <w:p>
+      <w:r>
+        <w:t xml:space="preserve">❌ Why Not Other Options?</w:t>
+      </w:r>
+    </w:p>
+    <w:p>
+      <w:r>
+        <w:t xml:space="preserve">(a) — Prolactin (anterior pituitary) stimulates milk PRODUCTION, not contractions.</w:t>
+      </w:r>
+    </w:p>
+    <w:p>
+      <w:r>
+        <w:t xml:space="preserve">(c) — Estrogen sensitizes the uterus but does not drive contractions.</w:t>
+      </w:r>
+    </w:p>
+    <w:p>
+      <w:r>
+        <w:t xml:space="preserve">(d) — Progesterone MAINTAINS pregnancy and quietens the uterus — the "pro-gestation" hormone.</w:t>
+      </w:r>
+    </w:p>
+    <w:p>
+      <w:r>
+        <w:t xml:space="preserve">⚠️ Exam Trap: Prolactin vs oxytocin — "prolactin PRODUCES milk; oxytocin EJECTS it." Posterior pituitary stores only oxytocin and ADH.</w:t>
+      </w:r>
+    </w:p>
+    <w:p>
+      <w:r>
+        <w:t xml:space="preserve">💎 PNC Pearl: "Oxytocin = contractions + milk let-down; Prolactin = milk production."</w:t>
+      </w:r>
+    </w:p>
+    <w:p>
+      <w:r>
+        <w:t xml:space="preserve">Positive Marks: 1</w:t>
+      </w:r>
+    </w:p>
+    <w:p>
+      <w:r>
+        <w:t xml:space="preserve">Negative Marks: 0.25</w:t>
+      </w:r>
+    </w:p>
+    <w:p>
+      <w:r>
+        <w:t xml:space="preserve"/>
+      </w:r>
+    </w:p>
+    <w:p>
+      <w:r>
+        <w:t xml:space="preserve">Question: The "sunset sign" (setting-sun appearance of the eyes) is a characteristic feature of</w:t>
+      </w:r>
+    </w:p>
+    <w:p>
+      <w:r>
+        <w:t xml:space="preserve">(a) Hydrocephalus</w:t>
+      </w:r>
+    </w:p>
+    <w:p>
+      <w:r>
+        <w:t xml:space="preserve">(b) Cleft palate</w:t>
+      </w:r>
+    </w:p>
+    <w:p>
+      <w:r>
+        <w:t xml:space="preserve">(c) Club foot</w:t>
+      </w:r>
+    </w:p>
+    <w:p>
+      <w:r>
+        <w:t xml:space="preserve">(d) Congenital cataract</w:t>
+      </w:r>
+    </w:p>
+    <w:p>
+      <w:r>
+        <w:t xml:space="preserve">Answer: a</w:t>
+      </w:r>
+    </w:p>
+    <w:p>
+      <w:r>
+        <w:t xml:space="preserve">Solution: ✅ Correct Answer: a</w:t>
+      </w:r>
+    </w:p>
+    <w:p>
+      <w:r>
+        <w:t xml:space="preserve">🧠 Clinical Rationale: In hydrocephalus, the enlarged head and raised intracranial pressure push the eyes downward so the sclera is visible above the iris — the setting-sun (sunset) sign.</w:t>
+      </w:r>
+    </w:p>
+    <w:p>
+      <w:r>
+        <w:t xml:space="preserve">❌ Why Not Other Options?</w:t>
+      </w:r>
+    </w:p>
+    <w:p>
+      <w:r>
+        <w:t xml:space="preserve">(b) — Cleft palate is a midline facial defect, not an eye sign.</w:t>
+      </w:r>
+    </w:p>
+    <w:p>
+      <w:r>
+        <w:t xml:space="preserve">(c) — Club foot (talipes) is a foot deformity.</w:t>
+      </w:r>
+    </w:p>
+    <w:p>
+      <w:r>
+        <w:t xml:space="preserve">(d) — Congenital cataract is lens opacity, not eye displacement.</w:t>
+      </w:r>
+    </w:p>
+    <w:p>
+      <w:r>
+        <w:t xml:space="preserve">⚠️ Exam Trap: "Sunset eyes = hydrocephalus." Look for rapid head growth, wide fontanels, and a high-pitched cry as supporting clues.</w:t>
+      </w:r>
+    </w:p>
+    <w:p>
+      <w:r>
+        <w:t xml:space="preserve">💎 PNC Pearl: "Sunset sign = pressure in the head pushing the eyes down — think hydrocephalus."</w:t>
+      </w:r>
+    </w:p>
+    <w:p>
+      <w:r>
+        <w:t xml:space="preserve">Positive Marks: 1</w:t>
+      </w:r>
+    </w:p>
+    <w:p>
+      <w:r>
+        <w:t xml:space="preserve">Negative Marks: 0.25</w:t>
+      </w:r>
+    </w:p>
+    <w:p>
+      <w:r>
+        <w:t xml:space="preserve"/>
+      </w:r>
+    </w:p>
+    <w:p>
+      <w:r>
+        <w:t xml:space="preserve">Question: A patient in the manic phase of bipolar disorder is at greatest risk for</w:t>
+      </w:r>
+    </w:p>
+    <w:p>
+      <w:r>
+        <w:t xml:space="preserve">(a) Injury due to hyperactivity and poor judgment</w:t>
+      </w:r>
+    </w:p>
+    <w:p>
+      <w:r>
+        <w:t xml:space="preserve">(b) Malnutrition only</w:t>
+      </w:r>
+    </w:p>
+    <w:p>
+      <w:r>
+        <w:t xml:space="preserve">(c) Hypertension only</w:t>
+      </w:r>
+    </w:p>
+    <w:p>
+      <w:r>
+        <w:t xml:space="preserve">(d) Constipation only</w:t>
+      </w:r>
+    </w:p>
+    <w:p>
+      <w:r>
+        <w:t xml:space="preserve">Answer: a</w:t>
+      </w:r>
+    </w:p>
+    <w:p>
+      <w:r>
+        <w:t xml:space="preserve">Solution: ✅ Correct Answer: a</w:t>
+      </w:r>
+    </w:p>
+    <w:p>
+      <w:r>
+        <w:t xml:space="preserve">🧠 Clinical Rationale: In mania, hyperactivity, impulsivity, and poor judgment place the patient at high risk of injury and accidents — safety is the priority.</w:t>
+      </w:r>
+    </w:p>
+    <w:p>
+      <w:r>
+        <w:t xml:space="preserve">❌ Why Not Other Options?</w:t>
+      </w:r>
+    </w:p>
+    <w:p>
+      <w:r>
+        <w:t xml:space="preserve">(b) — Malnutrition can occur with inattention to eating, but injury risk is greater.</w:t>
+      </w:r>
+    </w:p>
+    <w:p>
+      <w:r>
+        <w:t xml:space="preserve">(c) — Hypertension is not the chief risk of the manic phase.</w:t>
+      </w:r>
+    </w:p>
+    <w:p>
+      <w:r>
+        <w:t xml:space="preserve">(d) — Constipation is not a significant manic-phase risk.</w:t>
+      </w:r>
+    </w:p>
+    <w:p>
+      <w:r>
+        <w:t xml:space="preserve">⚠️ Exam Trap: "Mania = high energy, low judgment → safety first." Provide a calm, structured, low-stimulus environment and protect the patient from injury and exhaustion.</w:t>
+      </w:r>
+    </w:p>
+    <w:p>
+      <w:r>
+        <w:t xml:space="preserve">💎 PNC Pearl: "Mania: protect the patient from their own energy — safety beats everything."</w:t>
+      </w:r>
+    </w:p>
+    <w:p>
+      <w:r>
+        <w:t xml:space="preserve">Positive Marks: 1</w:t>
+      </w:r>
+    </w:p>
+    <w:p>
+      <w:r>
+        <w:t xml:space="preserve">Negative Marks: 0.25</w:t>
+      </w:r>
+    </w:p>
+    <w:p>
+      <w:r>
+        <w:t xml:space="preserve"/>
+      </w:r>
+    </w:p>
+    <w:p>
+      <w:r>
+        <w:t xml:space="preserve">Question: The normal oxygen saturation (SpO2) of a healthy adult breathing room air is</w:t>
+      </w:r>
+    </w:p>
+    <w:p>
+      <w:r>
+        <w:t xml:space="preserve">(a) 80-85%</w:t>
+      </w:r>
+    </w:p>
+    <w:p>
+      <w:r>
+        <w:t xml:space="preserve">(b) 85-90%</w:t>
+      </w:r>
+    </w:p>
+    <w:p>
+      <w:r>
+        <w:t xml:space="preserve">(c) 95-100%</w:t>
+      </w:r>
+    </w:p>
+    <w:p>
+      <w:r>
+        <w:t xml:space="preserve">(d) 70-75%</w:t>
+      </w:r>
+    </w:p>
+    <w:p>
+      <w:r>
+        <w:t xml:space="preserve">Answer: c</w:t>
+      </w:r>
+    </w:p>
+    <w:p>
+      <w:r>
+        <w:t xml:space="preserve">Solution: ✅ Correct Answer: c</w:t>
+      </w:r>
+    </w:p>
+    <w:p>
+      <w:r>
+        <w:t xml:space="preserve">🧠 Clinical Rationale: Normal SpO2 is 95-100% on room air; below 90% is significant hypoxemia needing oxygen therapy.</w:t>
+      </w:r>
+    </w:p>
+    <w:p>
+      <w:r>
+        <w:t xml:space="preserve">❌ Why Not Other Options?</w:t>
+      </w:r>
+    </w:p>
+    <w:p>
+      <w:r>
+        <w:t xml:space="preserve">(a) — 80-85% is severe hypoxemia.</w:t>
+      </w:r>
+    </w:p>
+    <w:p>
+      <w:r>
+        <w:t xml:space="preserve">(b) — 85-90% is already hypoxic.</w:t>
+      </w:r>
+    </w:p>
+    <w:p>
+      <w:r>
+        <w:t xml:space="preserve">(d) — 70-75% is critically low (life-threatening).</w:t>
+      </w:r>
+    </w:p>
+    <w:p>
+      <w:r>
+        <w:t xml:space="preserve">⚠️ Exam Trap: "Normal 95-100%, treat below 92-94% — EXCEPT COPD, where the target is 88-92% (oxygen-induced hypercapnia risk)." The COPD exception is repeatedly tested.</w:t>
+      </w:r>
+    </w:p>
+    <w:p>
+      <w:r>
+        <w:t xml:space="preserve">💎 PNC Pearl: "95-100% is the healthy range; COPD patients run a gentler 88-92% target."</w:t>
+      </w:r>
+    </w:p>
+    <w:p>
+      <w:r>
+        <w:t xml:space="preserve">Positive Marks: 1</w:t>
+      </w:r>
+    </w:p>
+    <w:p>
+      <w:r>
+        <w:t xml:space="preserve">Negative Marks: 0.25</w:t>
+      </w:r>
+    </w:p>
+    <w:p>
+      <w:r>
+        <w:t xml:space="preserve"/>
+      </w:r>
+    </w:p>
+    <w:p>
+      <w:r>
+        <w:t xml:space="preserve">Question: The first step of the research process is</w:t>
+      </w:r>
+    </w:p>
+    <w:p>
+      <w:r>
+        <w:t xml:space="preserve">(a) Data collection</w:t>
+      </w:r>
+    </w:p>
+    <w:p>
+      <w:r>
+        <w:t xml:space="preserve">(b) Formulation of the research problem</w:t>
+      </w:r>
+    </w:p>
+    <w:p>
+      <w:r>
+        <w:t xml:space="preserve">(c) Data analysis</w:t>
+      </w:r>
+    </w:p>
+    <w:p>
+      <w:r>
+        <w:t xml:space="preserve">(d) Dissemination of findings</w:t>
+      </w:r>
+    </w:p>
+    <w:p>
+      <w:r>
+        <w:t xml:space="preserve">Answer: b</w:t>
+      </w:r>
+    </w:p>
+    <w:p>
+      <w:r>
+        <w:t xml:space="preserve">Solution: ✅ Correct Answer: b</w:t>
+      </w:r>
+    </w:p>
+    <w:p>
+      <w:r>
+        <w:t xml:space="preserve">🧠 Clinical Rationale: The research process begins with identifying and formulating a clear research problem or question — every later step (design, sampling, data collection, analysis) flows from it.</w:t>
+      </w:r>
+    </w:p>
+    <w:p>
+      <w:r>
+        <w:t xml:space="preserve">❌ Why Not Other Options?</w:t>
+      </w:r>
+    </w:p>
+    <w:p>
+      <w:r>
+        <w:t xml:space="preserve">(a) — Data collection happens after the problem, design, and tools are ready.</w:t>
+      </w:r>
+    </w:p>
+    <w:p>
+      <w:r>
+        <w:t xml:space="preserve">(c) — Data analysis comes after collection.</w:t>
+      </w:r>
+    </w:p>
+    <w:p>
+      <w:r>
+        <w:t xml:space="preserve">(d) — Dissemination (reporting/publishing) is the final step.</w:t>
+      </w:r>
+    </w:p>
+    <w:p>
+      <w:r>
+        <w:t xml:space="preserve">⚠️ Exam Trap: The research order — "problem → literature review → objectives → hypothesis → design → sample → data collection → analysis → report." Problem formulation always comes first.</w:t>
+      </w:r>
+    </w:p>
+    <w:p>
+      <w:r>
+        <w:t xml:space="preserve">💎 PNC Pearl: "Every study starts with a question — the research problem is the seed of the whole tree."</w:t>
+      </w:r>
+    </w:p>
+    <w:p>
+      <w:r>
+        <w:t xml:space="preserve">Positive Marks: 1</w:t>
+      </w:r>
+    </w:p>
+    <w:p>
+      <w:r>
+        <w:t xml:space="preserve">Negative Marks: 0.25</w:t>
+      </w:r>
+    </w:p>
+    <w:p>
+      <w:r>
+        <w:t xml:space="preserve"/>
+      </w:r>
+    </w:p>
+    <w:p>
+      <w:r>
+        <w:t xml:space="preserve">Question: As per the Bio-Medical Waste Management Rules 2016, sharps (needles and syringes) must be disposed of in a</w:t>
+      </w:r>
+    </w:p>
+    <w:p>
+      <w:r>
+        <w:t xml:space="preserve">(a) Yellow bag</w:t>
+      </w:r>
+    </w:p>
+    <w:p>
+      <w:r>
+        <w:t xml:space="preserve">(b) Red bag</w:t>
+      </w:r>
+    </w:p>
+    <w:p>
+      <w:r>
+        <w:t xml:space="preserve">(c) White/translucent puncture-proof container</w:t>
+      </w:r>
+    </w:p>
+    <w:p>
+      <w:r>
+        <w:t xml:space="preserve">(d) Blue container for glass only</w:t>
+      </w:r>
+    </w:p>
+    <w:p>
+      <w:r>
+        <w:t xml:space="preserve">Answer: c</w:t>
+      </w:r>
+    </w:p>
+    <w:p>
+      <w:r>
+        <w:t xml:space="preserve">Solution: ✅ Correct Answer: c</w:t>
+      </w:r>
+    </w:p>
+    <w:p>
+      <w:r>
+        <w:t xml:space="preserve">🧠 Clinical Rationale: Sharps are collected in white/translucent, puncture-proof, leak-proof containers to prevent needle-stick injuries during handling.</w:t>
+      </w:r>
+    </w:p>
+    <w:p>
+      <w:r>
+        <w:t xml:space="preserve">❌ Why Not Other Options?</w:t>
+      </w:r>
+    </w:p>
+    <w:p>
+      <w:r>
+        <w:t xml:space="preserve">(a) — Yellow bags take human anatomical and infectious waste (incinerated).</w:t>
+      </w:r>
+    </w:p>
+    <w:p>
+      <w:r>
+        <w:t xml:space="preserve">(b) — Red bags take recyclable contaminated plastics (autoclaved).</w:t>
+      </w:r>
+    </w:p>
+    <w:p>
+      <w:r>
+        <w:t xml:space="preserve">(d) — Blue containers take glass (mutilated before disposal).</w:t>
+      </w:r>
+    </w:p>
+    <w:p>
+      <w:r>
+        <w:t xml:space="preserve">⚠️ Exam Trap: The BMW colour code is a favourite community health question — "yellow = infectious/anatomical, red = plastics, white/translucent = sharps (puncture-proof), blue = glass."</w:t>
+      </w:r>
+    </w:p>
+    <w:p>
+      <w:r>
+        <w:t xml:space="preserve">💎 PNC Pearl: "Sharps go in white, puncture-proof boxes — never bend, recap, or break needles."</w:t>
+      </w:r>
+    </w:p>
+    <w:p>
+      <w:r>
+        <w:t xml:space="preserve">Positive Marks: 1</w:t>
+      </w:r>
+    </w:p>
+    <w:p>
+      <w:r>
+        <w:t xml:space="preserve">Negative Marks: 0.25</w:t>
       </w:r>
     </w:p>
     <w:sectPr>
       <w:pgSz w:w="12240" w:h="15840"/>
-      <w:pgMar w:top="864" w:right="1008" w:bottom="864" w:left="1008" w:header="720" w:footer="720" w:gutter="0"/>
+      <w:pgMar w:top="1440" w:right="1800" w:bottom="1440" w:left="1800" w:header="720" w:footer="720" w:gutter="0"/>
       <w:cols w:space="720"/>
       <w:docGrid w:linePitch="360"/>
     </w:sectPr>
@@ -2535,10 +2065,6 @@
     <w:name w:val="Normal"/>
     <w:qFormat/>
     <w:rsid w:val="00FC693F"/>
-    <w:rPr>
-      <w:rFonts w:ascii="Calibri" w:hAnsi="Calibri"/>
-      <w:sz w:val="22"/>
-    </w:rPr>
   </w:style>
   <w:style w:type="paragraph" w:styleId="Header">
     <w:name w:val="header"/>
